--- a/Tarea2/Informe/Informe.docx
+++ b/Tarea2/Informe/Informe.docx
@@ -259,21 +259,12 @@
           <w:szCs w:val="24"/>
         </w:rPr>
       </w:pPr>
-      <w:proofErr w:type="spellStart"/>
       <w:r>
         <w:rPr>
           <w:sz w:val="24"/>
           <w:szCs w:val="24"/>
         </w:rPr>
-        <w:t>Simon</w:t>
-      </w:r>
-      <w:proofErr w:type="spellEnd"/>
-      <w:r>
-        <w:rPr>
-          <w:sz w:val="24"/>
-          <w:szCs w:val="24"/>
-        </w:rPr>
-        <w:t xml:space="preserve"> Madrid Tamayo</w:t>
+        <w:t>Simon Madrid Tamayo</w:t>
       </w:r>
     </w:p>
     <w:p>
@@ -493,14 +484,7 @@
           <w:sz w:val="24"/>
           <w:szCs w:val="24"/>
         </w:rPr>
-        <w:t>El objetivo de esta etapa fue pasar de las entidades y relaciones del</w:t>
-      </w:r>
-      <w:r>
-        <w:rPr>
-          <w:sz w:val="24"/>
-          <w:szCs w:val="24"/>
-        </w:rPr>
-        <w:t xml:space="preserve"> modelo conceptual a tablas, claves primarias, claves foráneas y tipos de datos. También revisamos cómo organizar los datos para evitar repetir información y cumplir con las formas normales 1FN, 2FN y 3FN.</w:t>
+        <w:t>El objetivo de esta etapa fue pasar de las entidades y relaciones del modelo conceptual a tablas, claves primarias, claves foráneas y tipos de datos. También revisamos cómo organizar los datos para evitar repetir información y cumplir con las formas normales 1FN, 2FN y 3FN.</w:t>
       </w:r>
     </w:p>
     <w:p>
@@ -516,21 +500,7 @@
           <w:sz w:val="24"/>
           <w:szCs w:val="24"/>
         </w:rPr>
-        <w:t xml:space="preserve">Durante el proceso encontramos atributos como los </w:t>
-      </w:r>
-      <w:r>
-        <w:rPr>
-          <w:sz w:val="24"/>
-          <w:szCs w:val="24"/>
-        </w:rPr>
-        <w:t>intereses y las habilidades de los usuarios que pueden tener varios valores. Por eso los separamos en tablas relacionadas con el usuario. También convertimos las relaciones de muchos a muchos en tablas intermedias, conservando los atributos propios de cada</w:t>
-      </w:r>
-      <w:r>
-        <w:rPr>
-          <w:sz w:val="24"/>
-          <w:szCs w:val="24"/>
-        </w:rPr>
-        <w:t xml:space="preserve"> relación.</w:t>
+        <w:t>Durante el proceso encontramos atributos como los intereses y las habilidades de los usuarios que pueden tener varios valores. Por eso los separamos en tablas relacionadas con el usuario. También convertimos las relaciones de muchos a muchos en tablas intermedias, conservando los atributos propios de cada relación.</w:t>
       </w:r>
     </w:p>
     <w:p>
@@ -587,14 +557,7 @@
           <w:sz w:val="24"/>
           <w:szCs w:val="24"/>
         </w:rPr>
-        <w:t>Diseñar el modelo lógico de la base de datos de la Red Social Pascualina a partir del modelo conceptual aprobado, definien</w:t>
-      </w:r>
-      <w:r>
-        <w:rPr>
-          <w:sz w:val="24"/>
-          <w:szCs w:val="24"/>
-        </w:rPr>
-        <w:t>do las tablas, los atributos, las claves primarias y foráneas, los tipos de datos y la representación de las relaciones. Además, explicar las decisiones tomadas para organizar la información y aplicar la normalización hasta 3FN.</w:t>
+        <w:t>Diseñar el modelo lógico de la base de datos de la Red Social Pascualina a partir del modelo conceptual aprobado, definiendo las tablas, los atributos, las claves primarias y foráneas, los tipos de datos y la representación de las relaciones. Además, explicar las decisiones tomadas para organizar la información y aplicar la normalización hasta 3FN.</w:t>
       </w:r>
     </w:p>
     <w:p>
@@ -619,16 +582,7 @@
           <w:sz w:val="34"/>
           <w:szCs w:val="34"/>
         </w:rPr>
-        <w:t>3. Modelo conceptual aproba</w:t>
-      </w:r>
-      <w:r>
-        <w:rPr>
-          <w:b/>
-          <w:bCs/>
-          <w:sz w:val="34"/>
-          <w:szCs w:val="34"/>
-        </w:rPr>
-        <w:t>do y correspondencia con el modelo lógico</w:t>
+        <w:t>3. Modelo conceptual aprobado y correspondencia con el modelo lógico</w:t>
       </w:r>
     </w:p>
     <w:p>
@@ -644,14 +598,7 @@
           <w:sz w:val="24"/>
           <w:szCs w:val="24"/>
         </w:rPr>
-        <w:t xml:space="preserve">El modelo conceptual aprobado contiene ocho entidades: Usuario, Publicación, Grupo, Evento, Chat, Mensaje, Archivo y Conexión. También incluye relaciones de uno a muchos, de muchos a muchos y la relación recursiva </w:t>
-      </w:r>
-      <w:r>
-        <w:rPr>
-          <w:sz w:val="24"/>
-          <w:szCs w:val="24"/>
-        </w:rPr>
-        <w:t>SIGUE entre usuarios.</w:t>
+        <w:t>El modelo conceptual aprobado contiene ocho entidades: Usuario, Publicación, Grupo, Evento, Chat, Mensaje, Archivo y Conexión. También incluye relaciones de uno a muchos, de muchos a muchos y la relación recursiva SIGUE entre usuarios.</w:t>
       </w:r>
     </w:p>
     <w:p>
@@ -667,14 +614,7 @@
           <w:sz w:val="24"/>
           <w:szCs w:val="24"/>
         </w:rPr>
-        <w:t>En el modelo lógico, cada entidad se convirtió en una tabla. Las relaciones de muchos a muchos se representaron con tablas intermedias. Además, se separaron los intereses y las habilidades para que no queden como listas de valores den</w:t>
-      </w:r>
-      <w:r>
-        <w:rPr>
-          <w:sz w:val="24"/>
-          <w:szCs w:val="24"/>
-        </w:rPr>
-        <w:t>tro de la tabla de usuarios.</w:t>
+        <w:t>En el modelo lógico, cada entidad se convirtió en una tabla. Las relaciones de muchos a muchos se representaron con tablas intermedias. Además, se separaron los intereses y las habilidades para que no queden como listas de valores dentro de la tabla de usuarios.</w:t>
       </w:r>
     </w:p>
     <w:tbl>
@@ -1780,14 +1720,7 @@
           <w:sz w:val="24"/>
           <w:szCs w:val="24"/>
         </w:rPr>
-        <w:t>La tabla USUARIO conserva los datos propios del estudiante. Los intereses y las habilidades se manejan por separado porque un usuario puede registrar varios de cada uno y un mismo interés o habilidad pu</w:t>
-      </w:r>
-      <w:r>
-        <w:rPr>
-          <w:sz w:val="24"/>
-          <w:szCs w:val="24"/>
-        </w:rPr>
-        <w:t>ede estar asociado a varios usuarios.</w:t>
+        <w:t>La tabla USUARIO conserva los datos propios del estudiante. Los intereses y las habilidades se manejan por separado porque un usuario puede registrar varios de cada uno y un mismo interés o habilidad puede estar asociado a varios usuarios.</w:t>
       </w:r>
     </w:p>
     <w:p>
@@ -1871,21 +1804,7 @@
           <w:sz w:val="24"/>
           <w:szCs w:val="24"/>
         </w:rPr>
-        <w:t xml:space="preserve">En el modelo conceptual, un usuario podía tener varios intereses y varias </w:t>
-      </w:r>
-      <w:r>
-        <w:rPr>
-          <w:sz w:val="24"/>
-          <w:szCs w:val="24"/>
-        </w:rPr>
-        <w:t>habilidades. Guardar esos valores juntos en campos como intereses o habilidades dificultará consultar, actualizar o eliminar un valor individual. Por eso se quitaron esos campos de USUARIO y se crearon las tablas INTERES, USUARIO_INTERES, HABILIDAD y USUAR</w:t>
-      </w:r>
-      <w:r>
-        <w:rPr>
-          <w:sz w:val="24"/>
-          <w:szCs w:val="24"/>
-        </w:rPr>
-        <w:t>IO_HABILIDAD.</w:t>
+        <w:t>En el modelo conceptual, un usuario podía tener varios intereses y varias habilidades. Guardar esos valores juntos en campos como intereses o habilidades dificultará consultar, actualizar o eliminar un valor individual. Por eso se quitaron esos campos de USUARIO y se crearon las tablas INTERES, USUARIO_INTERES, HABILIDAD y USUARIO_HABILIDAD.</w:t>
       </w:r>
     </w:p>
     <w:p>
@@ -1944,14 +1863,7 @@
           <w:sz w:val="24"/>
           <w:szCs w:val="24"/>
         </w:rPr>
-        <w:t>Las tablas que tienen una clave primaria compuesta deben evitar que un atributo dependa</w:t>
-      </w:r>
-      <w:r>
-        <w:rPr>
-          <w:sz w:val="24"/>
-          <w:szCs w:val="24"/>
-        </w:rPr>
-        <w:t xml:space="preserve"> solo de una parte de esa clave.</w:t>
+        <w:t>Las tablas que tienen una clave primaria compuesta deben evitar que un atributo dependa solo de una parte de esa clave.</w:t>
       </w:r>
     </w:p>
     <w:p>
@@ -1967,55 +1879,7 @@
           <w:sz w:val="24"/>
           <w:szCs w:val="24"/>
         </w:rPr>
-        <w:t xml:space="preserve">En GRUPO_MIEMBRO, la clave está formada por </w:t>
-      </w:r>
-      <w:proofErr w:type="spellStart"/>
-      <w:r>
-        <w:rPr>
-          <w:sz w:val="24"/>
-          <w:szCs w:val="24"/>
-        </w:rPr>
-        <w:t>id_grupo</w:t>
-      </w:r>
-      <w:proofErr w:type="spellEnd"/>
-      <w:r>
-        <w:rPr>
-          <w:sz w:val="24"/>
-          <w:szCs w:val="24"/>
-        </w:rPr>
-        <w:t xml:space="preserve"> e </w:t>
-      </w:r>
-      <w:proofErr w:type="spellStart"/>
-      <w:r>
-        <w:rPr>
-          <w:sz w:val="24"/>
-          <w:szCs w:val="24"/>
-        </w:rPr>
-        <w:t>id_usuario</w:t>
-      </w:r>
-      <w:proofErr w:type="spellEnd"/>
-      <w:r>
-        <w:rPr>
-          <w:sz w:val="24"/>
-          <w:szCs w:val="24"/>
-        </w:rPr>
-        <w:t xml:space="preserve">. Los atributos </w:t>
-      </w:r>
-      <w:proofErr w:type="spellStart"/>
-      <w:r>
-        <w:rPr>
-          <w:sz w:val="24"/>
-          <w:szCs w:val="24"/>
-        </w:rPr>
-        <w:t>fecha_union</w:t>
-      </w:r>
-      <w:proofErr w:type="spellEnd"/>
-      <w:r>
-        <w:rPr>
-          <w:sz w:val="24"/>
-          <w:szCs w:val="24"/>
-        </w:rPr>
-        <w:t xml:space="preserve"> y rol describen la participación de ese usuario en ese grupo, por lo que dependen de la combinación completa de las dos claves.</w:t>
+        <w:t>En GRUPO_MIEMBRO, la clave está formada por id_grupo e id_usuario. Los atributos fecha_union y rol describen la participación de ese usuario en ese grupo, por lo que dependen de la combinación completa de las dos claves.</w:t>
       </w:r>
     </w:p>
     <w:p>
@@ -2031,62 +1895,7 @@
           <w:sz w:val="24"/>
           <w:szCs w:val="24"/>
         </w:rPr>
-        <w:t>En</w:t>
-      </w:r>
-      <w:r>
-        <w:rPr>
-          <w:sz w:val="24"/>
-          <w:szCs w:val="24"/>
-        </w:rPr>
-        <w:t xml:space="preserve"> EVENTO_PARTICIPANTE, </w:t>
-      </w:r>
-      <w:proofErr w:type="spellStart"/>
-      <w:r>
-        <w:rPr>
-          <w:sz w:val="24"/>
-          <w:szCs w:val="24"/>
-        </w:rPr>
-        <w:t>estado_participacion</w:t>
-      </w:r>
-      <w:proofErr w:type="spellEnd"/>
-      <w:r>
-        <w:rPr>
-          <w:sz w:val="24"/>
-          <w:szCs w:val="24"/>
-        </w:rPr>
-        <w:t xml:space="preserve"> depende de la participación de un usuario específico en un evento específico. Por eso la clave compuesta está formada por </w:t>
-      </w:r>
-      <w:proofErr w:type="spellStart"/>
-      <w:r>
-        <w:rPr>
-          <w:sz w:val="24"/>
-          <w:szCs w:val="24"/>
-        </w:rPr>
-        <w:t>id_evento</w:t>
-      </w:r>
-      <w:proofErr w:type="spellEnd"/>
-      <w:r>
-        <w:rPr>
-          <w:sz w:val="24"/>
-          <w:szCs w:val="24"/>
-        </w:rPr>
-        <w:t xml:space="preserve"> e </w:t>
-      </w:r>
-      <w:proofErr w:type="spellStart"/>
-      <w:r>
-        <w:rPr>
-          <w:sz w:val="24"/>
-          <w:szCs w:val="24"/>
-        </w:rPr>
-        <w:t>id_usuario</w:t>
-      </w:r>
-      <w:proofErr w:type="spellEnd"/>
-      <w:r>
-        <w:rPr>
-          <w:sz w:val="24"/>
-          <w:szCs w:val="24"/>
-        </w:rPr>
-        <w:t>.</w:t>
+        <w:t>En EVENTO_PARTICIPANTE, estado_participacion depende de la participación de un usuario específico en un evento específico. Por eso la clave compuesta está formada por id_evento e id_usuario.</w:t>
       </w:r>
     </w:p>
     <w:p>
@@ -2102,14 +1911,7 @@
           <w:sz w:val="24"/>
           <w:szCs w:val="24"/>
         </w:rPr>
-        <w:t>Las tablas CHAT_PARTICIPANTE, USUARIO_INTERES y USUARIO_HABILIDAD t</w:t>
-      </w:r>
-      <w:r>
-        <w:rPr>
-          <w:sz w:val="24"/>
-          <w:szCs w:val="24"/>
-        </w:rPr>
-        <w:t>ambién usan claves compuestas para evitar registrar dos veces la misma asociación.</w:t>
+        <w:t>Las tablas CHAT_PARTICIPANTE, USUARIO_INTERES y USUARIO_HABILIDAD también usan claves compuestas para evitar registrar dos veces la misma asociación.</w:t>
       </w:r>
     </w:p>
     <w:p>
@@ -2168,30 +1970,7 @@
           <w:sz w:val="24"/>
           <w:szCs w:val="24"/>
         </w:rPr>
-        <w:t>Por ejemplo, los datos personales del autor de una publicación se guardan en USUARIO. La tabla PUBLICACION s</w:t>
-      </w:r>
-      <w:r>
-        <w:rPr>
-          <w:sz w:val="24"/>
-          <w:szCs w:val="24"/>
-        </w:rPr>
-        <w:t xml:space="preserve">olo guarda </w:t>
-      </w:r>
-      <w:proofErr w:type="spellStart"/>
-      <w:r>
-        <w:rPr>
-          <w:sz w:val="24"/>
-          <w:szCs w:val="24"/>
-        </w:rPr>
-        <w:t>id_usuario</w:t>
-      </w:r>
-      <w:proofErr w:type="spellEnd"/>
-      <w:r>
-        <w:rPr>
-          <w:sz w:val="24"/>
-          <w:szCs w:val="24"/>
-        </w:rPr>
-        <w:t xml:space="preserve"> como clave foránea. Así no se repiten el nombre o el correo del autor en cada publicación.</w:t>
+        <w:t>Por ejemplo, los datos personales del autor de una publicación se guardan en USUARIO. La tabla PUBLICACION solo guarda id_usuario como clave foránea. Así no se repiten el nombre o el correo del autor en cada publicación.</w:t>
       </w:r>
     </w:p>
     <w:p>
@@ -2207,14 +1986,7 @@
           <w:sz w:val="24"/>
           <w:szCs w:val="24"/>
         </w:rPr>
-        <w:t>De forma similar, MENSAJE</w:t>
-      </w:r>
-      <w:r>
-        <w:rPr>
-          <w:sz w:val="24"/>
-          <w:szCs w:val="24"/>
-        </w:rPr>
-        <w:t xml:space="preserve"> guarda las claves de su chat y de su emisor, pero no repite los datos de la conversación ni del usuario. ARCHIVO guarda la clave del mensaje al que pertenece, sin repetir el contenido del mensaje.</w:t>
+        <w:t>De forma similar, MENSAJE guarda las claves de su chat y de su emisor, pero no repite los datos de la conversación ni del usuario. ARCHIVO guarda la clave del mensaje al que pertenece, sin repetir el contenido del mensaje.</w:t>
       </w:r>
     </w:p>
     <w:p>
@@ -2230,14 +2002,7 @@
           <w:sz w:val="24"/>
           <w:szCs w:val="24"/>
         </w:rPr>
-        <w:t>Los catálogos INTERES y HABILIDAD también permiten guardar</w:t>
-      </w:r>
-      <w:r>
-        <w:rPr>
-          <w:sz w:val="24"/>
-          <w:szCs w:val="24"/>
-        </w:rPr>
-        <w:t xml:space="preserve"> el nombre de cada interés o habilidad una sola vez y relacionarlo con varios usuarios.</w:t>
+        <w:t>Los catálogos INTERES y HABILIDAD también permiten guardar el nombre de cada interés o habilidad una sola vez y relacionarlo con varios usuarios.</w:t>
       </w:r>
     </w:p>
     <w:p>
@@ -2490,44 +2255,12 @@
                 <w:szCs w:val="24"/>
               </w:rPr>
             </w:pPr>
-            <w:proofErr w:type="spellStart"/>
-            <w:r>
-              <w:rPr>
-                <w:sz w:val="24"/>
-                <w:szCs w:val="24"/>
-              </w:rPr>
-              <w:t>PUBLICACION.id_usuario</w:t>
-            </w:r>
-            <w:proofErr w:type="spellEnd"/>
-            <w:r>
-              <w:rPr>
-                <w:sz w:val="24"/>
-                <w:szCs w:val="24"/>
-              </w:rPr>
-              <w:t xml:space="preserve"> referencia a </w:t>
-            </w:r>
-            <w:proofErr w:type="spellStart"/>
-            <w:r>
-              <w:rPr>
-                <w:sz w:val="24"/>
-                <w:szCs w:val="24"/>
-              </w:rPr>
-              <w:t>USUARIO.id_usua</w:t>
-            </w:r>
-            <w:r>
-              <w:rPr>
-                <w:sz w:val="24"/>
-                <w:szCs w:val="24"/>
-              </w:rPr>
-              <w:t>rio</w:t>
-            </w:r>
-            <w:proofErr w:type="spellEnd"/>
-            <w:r>
-              <w:rPr>
-                <w:sz w:val="24"/>
-                <w:szCs w:val="24"/>
-              </w:rPr>
-              <w:t>.</w:t>
+            <w:r>
+              <w:rPr>
+                <w:sz w:val="24"/>
+                <w:szCs w:val="24"/>
+              </w:rPr>
+              <w:t>PUBLICACION.id_usuario referencia a USUARIO.id_usuario.</w:t>
             </w:r>
           </w:p>
         </w:tc>
@@ -2626,21 +2359,12 @@
                 <w:szCs w:val="24"/>
               </w:rPr>
             </w:pPr>
-            <w:proofErr w:type="spellStart"/>
-            <w:r>
-              <w:rPr>
-                <w:sz w:val="24"/>
-                <w:szCs w:val="24"/>
-              </w:rPr>
-              <w:t>CONEXION.id_solicitante</w:t>
-            </w:r>
-            <w:proofErr w:type="spellEnd"/>
-            <w:r>
-              <w:rPr>
-                <w:sz w:val="24"/>
-                <w:szCs w:val="24"/>
-              </w:rPr>
-              <w:t xml:space="preserve"> referencia al usuario que envía la solicitud.</w:t>
+            <w:r>
+              <w:rPr>
+                <w:sz w:val="24"/>
+                <w:szCs w:val="24"/>
+              </w:rPr>
+              <w:t>CONEXION.id_solicitante referencia al usuario que envía la solicitud.</w:t>
             </w:r>
           </w:p>
         </w:tc>
@@ -2739,21 +2463,12 @@
                 <w:szCs w:val="24"/>
               </w:rPr>
             </w:pPr>
-            <w:proofErr w:type="spellStart"/>
-            <w:r>
-              <w:rPr>
-                <w:sz w:val="24"/>
-                <w:szCs w:val="24"/>
-              </w:rPr>
-              <w:t>CONEXION.id_receptor</w:t>
-            </w:r>
-            <w:proofErr w:type="spellEnd"/>
-            <w:r>
-              <w:rPr>
-                <w:sz w:val="24"/>
-                <w:szCs w:val="24"/>
-              </w:rPr>
-              <w:t xml:space="preserve"> referencia al usuario que recibe la solicitud.</w:t>
+            <w:r>
+              <w:rPr>
+                <w:sz w:val="24"/>
+                <w:szCs w:val="24"/>
+              </w:rPr>
+              <w:t>CONEXION.id_receptor referencia al usuario que recibe la solicitud.</w:t>
             </w:r>
           </w:p>
         </w:tc>
@@ -2852,21 +2567,12 @@
                 <w:szCs w:val="24"/>
               </w:rPr>
             </w:pPr>
-            <w:proofErr w:type="spellStart"/>
-            <w:r>
-              <w:rPr>
-                <w:sz w:val="24"/>
-                <w:szCs w:val="24"/>
-              </w:rPr>
-              <w:t>GRUPO.id_creador</w:t>
-            </w:r>
-            <w:proofErr w:type="spellEnd"/>
-            <w:r>
-              <w:rPr>
-                <w:sz w:val="24"/>
-                <w:szCs w:val="24"/>
-              </w:rPr>
-              <w:t xml:space="preserve"> referencia al usuario creador.</w:t>
+            <w:r>
+              <w:rPr>
+                <w:sz w:val="24"/>
+                <w:szCs w:val="24"/>
+              </w:rPr>
+              <w:t>GRUPO.id_creador referencia al usuario creador.</w:t>
             </w:r>
           </w:p>
         </w:tc>
@@ -2970,55 +2676,7 @@
                 <w:sz w:val="24"/>
                 <w:szCs w:val="24"/>
               </w:rPr>
-              <w:t xml:space="preserve">Se representa con GRUPO_MIEMBRO, que guarda </w:t>
-            </w:r>
-            <w:proofErr w:type="spellStart"/>
-            <w:r>
-              <w:rPr>
-                <w:sz w:val="24"/>
-                <w:szCs w:val="24"/>
-              </w:rPr>
-              <w:t>id_grupo</w:t>
-            </w:r>
-            <w:proofErr w:type="spellEnd"/>
-            <w:r>
-              <w:rPr>
-                <w:sz w:val="24"/>
-                <w:szCs w:val="24"/>
-              </w:rPr>
-              <w:t xml:space="preserve">, </w:t>
-            </w:r>
-            <w:proofErr w:type="spellStart"/>
-            <w:r>
-              <w:rPr>
-                <w:sz w:val="24"/>
-                <w:szCs w:val="24"/>
-              </w:rPr>
-              <w:t>id_usuario</w:t>
-            </w:r>
-            <w:proofErr w:type="spellEnd"/>
-            <w:r>
-              <w:rPr>
-                <w:sz w:val="24"/>
-                <w:szCs w:val="24"/>
-              </w:rPr>
-              <w:t xml:space="preserve">, </w:t>
-            </w:r>
-            <w:proofErr w:type="spellStart"/>
-            <w:r>
-              <w:rPr>
-                <w:sz w:val="24"/>
-                <w:szCs w:val="24"/>
-              </w:rPr>
-              <w:t>fecha_union</w:t>
-            </w:r>
-            <w:proofErr w:type="spellEnd"/>
-            <w:r>
-              <w:rPr>
-                <w:sz w:val="24"/>
-                <w:szCs w:val="24"/>
-              </w:rPr>
-              <w:t xml:space="preserve"> y rol.</w:t>
+              <w:t>Se representa con GRUPO_MIEMBRO, que guarda id_grupo, id_usuario, fecha_union y rol.</w:t>
             </w:r>
           </w:p>
         </w:tc>
@@ -3117,21 +2775,12 @@
                 <w:szCs w:val="24"/>
               </w:rPr>
             </w:pPr>
-            <w:proofErr w:type="spellStart"/>
-            <w:r>
-              <w:rPr>
-                <w:sz w:val="24"/>
-                <w:szCs w:val="24"/>
-              </w:rPr>
-              <w:t>EVENTO.id_creador</w:t>
-            </w:r>
-            <w:proofErr w:type="spellEnd"/>
-            <w:r>
-              <w:rPr>
-                <w:sz w:val="24"/>
-                <w:szCs w:val="24"/>
-              </w:rPr>
-              <w:t xml:space="preserve"> referencia al usuario creador.</w:t>
+            <w:r>
+              <w:rPr>
+                <w:sz w:val="24"/>
+                <w:szCs w:val="24"/>
+              </w:rPr>
+              <w:t>EVENTO.id_creador referencia al usuario creador.</w:t>
             </w:r>
           </w:p>
         </w:tc>
@@ -3235,55 +2884,7 @@
                 <w:sz w:val="24"/>
                 <w:szCs w:val="24"/>
               </w:rPr>
-              <w:t xml:space="preserve">Se representa con EVENTO_PARTICIPANTE, que guarda </w:t>
-            </w:r>
-            <w:proofErr w:type="spellStart"/>
-            <w:r>
-              <w:rPr>
-                <w:sz w:val="24"/>
-                <w:szCs w:val="24"/>
-              </w:rPr>
-              <w:t>id_evento</w:t>
-            </w:r>
-            <w:proofErr w:type="spellEnd"/>
-            <w:r>
-              <w:rPr>
-                <w:sz w:val="24"/>
-                <w:szCs w:val="24"/>
-              </w:rPr>
-              <w:t xml:space="preserve">, </w:t>
-            </w:r>
-            <w:proofErr w:type="spellStart"/>
-            <w:r>
-              <w:rPr>
-                <w:sz w:val="24"/>
-                <w:szCs w:val="24"/>
-              </w:rPr>
-              <w:t>id_usuario</w:t>
-            </w:r>
-            <w:proofErr w:type="spellEnd"/>
-            <w:r>
-              <w:rPr>
-                <w:sz w:val="24"/>
-                <w:szCs w:val="24"/>
-              </w:rPr>
-              <w:t xml:space="preserve"> y </w:t>
-            </w:r>
-            <w:proofErr w:type="spellStart"/>
-            <w:r>
-              <w:rPr>
-                <w:sz w:val="24"/>
-                <w:szCs w:val="24"/>
-              </w:rPr>
-              <w:t>estado_participacion</w:t>
-            </w:r>
-            <w:proofErr w:type="spellEnd"/>
-            <w:r>
-              <w:rPr>
-                <w:sz w:val="24"/>
-                <w:szCs w:val="24"/>
-              </w:rPr>
-              <w:t>.</w:t>
+              <w:t>Se representa con EVENTO_PARTICIPANTE, que guarda id_evento, id_usuario y estado_participacion.</w:t>
             </w:r>
           </w:p>
         </w:tc>
@@ -3387,39 +2988,7 @@
                 <w:sz w:val="24"/>
                 <w:szCs w:val="24"/>
               </w:rPr>
-              <w:t xml:space="preserve">Se representa con CHAT_PARTICIPANTE, que relaciona </w:t>
-            </w:r>
-            <w:proofErr w:type="spellStart"/>
-            <w:r>
-              <w:rPr>
-                <w:sz w:val="24"/>
-                <w:szCs w:val="24"/>
-              </w:rPr>
-              <w:t>id_chat</w:t>
-            </w:r>
-            <w:proofErr w:type="spellEnd"/>
-            <w:r>
-              <w:rPr>
-                <w:sz w:val="24"/>
-                <w:szCs w:val="24"/>
-              </w:rPr>
-              <w:t xml:space="preserve"> con </w:t>
-            </w:r>
-            <w:proofErr w:type="spellStart"/>
-            <w:r>
-              <w:rPr>
-                <w:sz w:val="24"/>
-                <w:szCs w:val="24"/>
-              </w:rPr>
-              <w:t>id_usuario</w:t>
-            </w:r>
-            <w:proofErr w:type="spellEnd"/>
-            <w:r>
-              <w:rPr>
-                <w:sz w:val="24"/>
-                <w:szCs w:val="24"/>
-              </w:rPr>
-              <w:t>.</w:t>
+              <w:t>Se representa con CHAT_PARTICIPANTE, que relaciona id_chat con id_usuario.</w:t>
             </w:r>
           </w:p>
         </w:tc>
@@ -3518,21 +3087,12 @@
                 <w:szCs w:val="24"/>
               </w:rPr>
             </w:pPr>
-            <w:proofErr w:type="spellStart"/>
-            <w:r>
-              <w:rPr>
-                <w:sz w:val="24"/>
-                <w:szCs w:val="24"/>
-              </w:rPr>
-              <w:t>MENSAJE.id_chat</w:t>
-            </w:r>
-            <w:proofErr w:type="spellEnd"/>
-            <w:r>
-              <w:rPr>
-                <w:sz w:val="24"/>
-                <w:szCs w:val="24"/>
-              </w:rPr>
-              <w:t xml:space="preserve"> referencia al chat al que pertenece el mensaje.</w:t>
+            <w:r>
+              <w:rPr>
+                <w:sz w:val="24"/>
+                <w:szCs w:val="24"/>
+              </w:rPr>
+              <w:t>MENSAJE.id_chat referencia al chat al que pertenece el mensaje.</w:t>
             </w:r>
           </w:p>
         </w:tc>
@@ -3631,21 +3191,12 @@
                 <w:szCs w:val="24"/>
               </w:rPr>
             </w:pPr>
-            <w:proofErr w:type="spellStart"/>
-            <w:r>
-              <w:rPr>
-                <w:sz w:val="24"/>
-                <w:szCs w:val="24"/>
-              </w:rPr>
-              <w:t>MENSAJE.id_usuario_emisor</w:t>
-            </w:r>
-            <w:proofErr w:type="spellEnd"/>
-            <w:r>
-              <w:rPr>
-                <w:sz w:val="24"/>
-                <w:szCs w:val="24"/>
-              </w:rPr>
-              <w:t xml:space="preserve"> referencia al usuario que envía el mensaje.</w:t>
+            <w:r>
+              <w:rPr>
+                <w:sz w:val="24"/>
+                <w:szCs w:val="24"/>
+              </w:rPr>
+              <w:t>MENSAJE.id_usuario_emisor referencia al usuario que envía el mensaje.</w:t>
             </w:r>
           </w:p>
         </w:tc>
@@ -3744,21 +3295,12 @@
                 <w:szCs w:val="24"/>
               </w:rPr>
             </w:pPr>
-            <w:proofErr w:type="spellStart"/>
-            <w:r>
-              <w:rPr>
-                <w:sz w:val="24"/>
-                <w:szCs w:val="24"/>
-              </w:rPr>
-              <w:t>ARCHIVO.id_mensaje</w:t>
-            </w:r>
-            <w:proofErr w:type="spellEnd"/>
-            <w:r>
-              <w:rPr>
-                <w:sz w:val="24"/>
-                <w:szCs w:val="24"/>
-              </w:rPr>
-              <w:t xml:space="preserve"> referencia al mensaje. Un mensaje puede tener cero o varios archivos; cada archivo pertenece a un mensaje.</w:t>
+            <w:r>
+              <w:rPr>
+                <w:sz w:val="24"/>
+                <w:szCs w:val="24"/>
+              </w:rPr>
+              <w:t>ARCHIVO.id_mensaje referencia al mensaje. Un mensaje puede tener cero o varios archivos; cada archivo pertenece a un mensaje.</w:t>
             </w:r>
           </w:p>
         </w:tc>
@@ -3897,14 +3439,7 @@
           <w:sz w:val="24"/>
           <w:szCs w:val="24"/>
         </w:rPr>
-        <w:t>La relación SIGUE se conserva separada de CONEXION. Seguir a un us</w:t>
-      </w:r>
-      <w:r>
-        <w:rPr>
-          <w:sz w:val="24"/>
-          <w:szCs w:val="24"/>
-        </w:rPr>
-        <w:t>uario representa una acción unilateral; una conexión corresponde a una solicitud que puede estar pendiente, aceptada o rechazada.</w:t>
+        <w:t>La relación SIGUE se conserva separada de CONEXION. Seguir a un usuario representa una acción unilateral; una conexión corresponde a una solicitud que puede estar pendiente, aceptada o rechazada.</w:t>
       </w:r>
     </w:p>
     <w:p>
@@ -3945,14 +3480,7 @@
           <w:sz w:val="24"/>
           <w:szCs w:val="24"/>
         </w:rPr>
-        <w:t>Los tipos indicados son genéricos y pueden ajustarse al sistema gestor que se utilice. PK indica clave</w:t>
-      </w:r>
-      <w:r>
-        <w:rPr>
-          <w:sz w:val="24"/>
-          <w:szCs w:val="24"/>
-        </w:rPr>
-        <w:t xml:space="preserve"> primaria, FK clave foránea, UQ valor único y NULL indica que el campo puede quedar vacío.</w:t>
+        <w:t>Los tipos indicados son genéricos y pueden ajustarse al sistema gestor que se utilice. PK indica clave primaria, FK clave foránea, UQ valor único y NULL indica que el campo puede quedar vacío.</w:t>
       </w:r>
     </w:p>
     <w:p>
@@ -4141,21 +3669,12 @@
                 <w:szCs w:val="24"/>
               </w:rPr>
             </w:pPr>
-            <w:proofErr w:type="spellStart"/>
-            <w:r>
-              <w:rPr>
-                <w:sz w:val="24"/>
-                <w:szCs w:val="24"/>
-              </w:rPr>
-              <w:t>id_usuario</w:t>
-            </w:r>
-            <w:proofErr w:type="spellEnd"/>
-            <w:r>
-              <w:rPr>
-                <w:sz w:val="24"/>
-                <w:szCs w:val="24"/>
-              </w:rPr>
-              <w:t xml:space="preserve"> (PK)</w:t>
+            <w:r>
+              <w:rPr>
+                <w:sz w:val="24"/>
+                <w:szCs w:val="24"/>
+              </w:rPr>
+              <w:t>id_usuario (PK)</w:t>
             </w:r>
           </w:p>
         </w:tc>
@@ -4221,14 +3740,7 @@
                 <w:sz w:val="24"/>
                 <w:szCs w:val="24"/>
               </w:rPr>
-              <w:t>Identifica de forma única a cada usuario y permite relacionarlo con l</w:t>
-            </w:r>
-            <w:r>
-              <w:rPr>
-                <w:sz w:val="24"/>
-                <w:szCs w:val="24"/>
-              </w:rPr>
-              <w:t>as demás tablas.</w:t>
+              <w:t>Identifica de forma única a cada usuario y permite relacionarlo con las demás tablas.</w:t>
             </w:r>
           </w:p>
         </w:tc>
@@ -4365,7 +3877,6 @@
                 <w:szCs w:val="24"/>
               </w:rPr>
             </w:pPr>
-            <w:proofErr w:type="spellStart"/>
             <w:r>
               <w:rPr>
                 <w:sz w:val="24"/>
@@ -4373,7 +3884,6 @@
               </w:rPr>
               <w:t>telefono</w:t>
             </w:r>
-            <w:proofErr w:type="spellEnd"/>
           </w:p>
         </w:tc>
         <w:tc>
@@ -4575,7 +4085,6 @@
                 <w:szCs w:val="24"/>
               </w:rPr>
             </w:pPr>
-            <w:proofErr w:type="spellStart"/>
             <w:r>
               <w:rPr>
                 <w:sz w:val="24"/>
@@ -4583,7 +4092,6 @@
               </w:rPr>
               <w:t>contrasena_hash</w:t>
             </w:r>
-            <w:proofErr w:type="spellEnd"/>
           </w:p>
         </w:tc>
         <w:tc>
@@ -4681,7 +4189,6 @@
                 <w:szCs w:val="24"/>
               </w:rPr>
             </w:pPr>
-            <w:proofErr w:type="spellStart"/>
             <w:r>
               <w:rPr>
                 <w:sz w:val="24"/>
@@ -4689,7 +4196,6 @@
               </w:rPr>
               <w:t>foto_perfil</w:t>
             </w:r>
-            <w:proofErr w:type="spellEnd"/>
           </w:p>
         </w:tc>
         <w:tc>
@@ -4787,7 +4293,6 @@
                 <w:szCs w:val="24"/>
               </w:rPr>
             </w:pPr>
-            <w:proofErr w:type="spellStart"/>
             <w:r>
               <w:rPr>
                 <w:sz w:val="24"/>
@@ -4795,7 +4300,6 @@
               </w:rPr>
               <w:t>area_estudio</w:t>
             </w:r>
-            <w:proofErr w:type="spellEnd"/>
           </w:p>
         </w:tc>
         <w:tc>
@@ -5052,21 +4556,12 @@
                 <w:szCs w:val="24"/>
               </w:rPr>
             </w:pPr>
-            <w:proofErr w:type="spellStart"/>
-            <w:r>
-              <w:rPr>
-                <w:sz w:val="24"/>
-                <w:szCs w:val="24"/>
-              </w:rPr>
-              <w:t>id_publicacion</w:t>
-            </w:r>
-            <w:proofErr w:type="spellEnd"/>
-            <w:r>
-              <w:rPr>
-                <w:sz w:val="24"/>
-                <w:szCs w:val="24"/>
-              </w:rPr>
-              <w:t xml:space="preserve"> (PK)</w:t>
+            <w:r>
+              <w:rPr>
+                <w:sz w:val="24"/>
+                <w:szCs w:val="24"/>
+              </w:rPr>
+              <w:t>id_publicacion (PK)</w:t>
             </w:r>
           </w:p>
         </w:tc>
@@ -5165,21 +4660,12 @@
                 <w:szCs w:val="24"/>
               </w:rPr>
             </w:pPr>
-            <w:proofErr w:type="spellStart"/>
-            <w:r>
-              <w:rPr>
-                <w:sz w:val="24"/>
-                <w:szCs w:val="24"/>
-              </w:rPr>
-              <w:t>id_usuario</w:t>
-            </w:r>
-            <w:proofErr w:type="spellEnd"/>
-            <w:r>
-              <w:rPr>
-                <w:sz w:val="24"/>
-                <w:szCs w:val="24"/>
-              </w:rPr>
-              <w:t xml:space="preserve"> (FK)</w:t>
+            <w:r>
+              <w:rPr>
+                <w:sz w:val="24"/>
+                <w:szCs w:val="24"/>
+              </w:rPr>
+              <w:t>id_usuario (FK)</w:t>
             </w:r>
           </w:p>
         </w:tc>
@@ -5382,7 +4868,6 @@
                 <w:szCs w:val="24"/>
               </w:rPr>
             </w:pPr>
-            <w:proofErr w:type="spellStart"/>
             <w:r>
               <w:rPr>
                 <w:sz w:val="24"/>
@@ -5390,7 +4875,6 @@
               </w:rPr>
               <w:t>fecha_hora</w:t>
             </w:r>
-            <w:proofErr w:type="spellEnd"/>
           </w:p>
         </w:tc>
         <w:tc>
@@ -5488,7 +4972,6 @@
                 <w:szCs w:val="24"/>
               </w:rPr>
             </w:pPr>
-            <w:proofErr w:type="spellStart"/>
             <w:r>
               <w:rPr>
                 <w:sz w:val="24"/>
@@ -5496,7 +4979,6 @@
               </w:rPr>
               <w:t>tipo_publicacion</w:t>
             </w:r>
-            <w:proofErr w:type="spellEnd"/>
           </w:p>
         </w:tc>
         <w:tc>
@@ -5753,21 +5235,12 @@
                 <w:szCs w:val="24"/>
               </w:rPr>
             </w:pPr>
-            <w:proofErr w:type="spellStart"/>
-            <w:r>
-              <w:rPr>
-                <w:sz w:val="24"/>
-                <w:szCs w:val="24"/>
-              </w:rPr>
-              <w:t>id_conexion</w:t>
-            </w:r>
-            <w:proofErr w:type="spellEnd"/>
-            <w:r>
-              <w:rPr>
-                <w:sz w:val="24"/>
-                <w:szCs w:val="24"/>
-              </w:rPr>
-              <w:t xml:space="preserve"> (PK)</w:t>
+            <w:r>
+              <w:rPr>
+                <w:sz w:val="24"/>
+                <w:szCs w:val="24"/>
+              </w:rPr>
+              <w:t>id_conexion (PK)</w:t>
             </w:r>
           </w:p>
         </w:tc>
@@ -5866,21 +5339,12 @@
                 <w:szCs w:val="24"/>
               </w:rPr>
             </w:pPr>
-            <w:proofErr w:type="spellStart"/>
-            <w:r>
-              <w:rPr>
-                <w:sz w:val="24"/>
-                <w:szCs w:val="24"/>
-              </w:rPr>
-              <w:t>id_solicitante</w:t>
-            </w:r>
-            <w:proofErr w:type="spellEnd"/>
-            <w:r>
-              <w:rPr>
-                <w:sz w:val="24"/>
-                <w:szCs w:val="24"/>
-              </w:rPr>
-              <w:t xml:space="preserve"> (FK)</w:t>
+            <w:r>
+              <w:rPr>
+                <w:sz w:val="24"/>
+                <w:szCs w:val="24"/>
+              </w:rPr>
+              <w:t>id_solicitante (FK)</w:t>
             </w:r>
           </w:p>
         </w:tc>
@@ -5979,21 +5443,12 @@
                 <w:szCs w:val="24"/>
               </w:rPr>
             </w:pPr>
-            <w:proofErr w:type="spellStart"/>
-            <w:r>
-              <w:rPr>
-                <w:sz w:val="24"/>
-                <w:szCs w:val="24"/>
-              </w:rPr>
-              <w:t>id_receptor</w:t>
-            </w:r>
-            <w:proofErr w:type="spellEnd"/>
-            <w:r>
-              <w:rPr>
-                <w:sz w:val="24"/>
-                <w:szCs w:val="24"/>
-              </w:rPr>
-              <w:t xml:space="preserve"> (FK)</w:t>
+            <w:r>
+              <w:rPr>
+                <w:sz w:val="24"/>
+                <w:szCs w:val="24"/>
+              </w:rPr>
+              <w:t>id_receptor (FK)</w:t>
             </w:r>
           </w:p>
         </w:tc>
@@ -6092,7 +5547,6 @@
                 <w:szCs w:val="24"/>
               </w:rPr>
             </w:pPr>
-            <w:proofErr w:type="spellStart"/>
             <w:r>
               <w:rPr>
                 <w:sz w:val="24"/>
@@ -6100,7 +5554,6 @@
               </w:rPr>
               <w:t>fecha_solicitud</w:t>
             </w:r>
-            <w:proofErr w:type="spellEnd"/>
           </w:p>
         </w:tc>
         <w:tc>
@@ -6302,7 +5755,6 @@
                 <w:szCs w:val="24"/>
               </w:rPr>
             </w:pPr>
-            <w:proofErr w:type="spellStart"/>
             <w:r>
               <w:rPr>
                 <w:sz w:val="24"/>
@@ -6310,7 +5762,6 @@
               </w:rPr>
               <w:t>fecha_conexion</w:t>
             </w:r>
-            <w:proofErr w:type="spellEnd"/>
           </w:p>
         </w:tc>
         <w:tc>
@@ -6567,21 +6018,12 @@
                 <w:szCs w:val="24"/>
               </w:rPr>
             </w:pPr>
-            <w:proofErr w:type="spellStart"/>
-            <w:r>
-              <w:rPr>
-                <w:sz w:val="24"/>
-                <w:szCs w:val="24"/>
-              </w:rPr>
-              <w:t>id_seguidor</w:t>
-            </w:r>
-            <w:proofErr w:type="spellEnd"/>
-            <w:r>
-              <w:rPr>
-                <w:sz w:val="24"/>
-                <w:szCs w:val="24"/>
-              </w:rPr>
-              <w:t xml:space="preserve"> (PK, FK)</w:t>
+            <w:r>
+              <w:rPr>
+                <w:sz w:val="24"/>
+                <w:szCs w:val="24"/>
+              </w:rPr>
+              <w:t>id_seguidor (PK, FK)</w:t>
             </w:r>
           </w:p>
         </w:tc>
@@ -6680,21 +6122,12 @@
                 <w:szCs w:val="24"/>
               </w:rPr>
             </w:pPr>
-            <w:proofErr w:type="spellStart"/>
-            <w:r>
-              <w:rPr>
-                <w:sz w:val="24"/>
-                <w:szCs w:val="24"/>
-              </w:rPr>
-              <w:t>id_seguido</w:t>
-            </w:r>
-            <w:proofErr w:type="spellEnd"/>
-            <w:r>
-              <w:rPr>
-                <w:sz w:val="24"/>
-                <w:szCs w:val="24"/>
-              </w:rPr>
-              <w:t xml:space="preserve"> (PK, FK)</w:t>
+            <w:r>
+              <w:rPr>
+                <w:sz w:val="24"/>
+                <w:szCs w:val="24"/>
+              </w:rPr>
+              <w:t>id_seguido (PK, FK)</w:t>
             </w:r>
           </w:p>
         </w:tc>
@@ -6793,7 +6226,6 @@
                 <w:szCs w:val="24"/>
               </w:rPr>
             </w:pPr>
-            <w:proofErr w:type="spellStart"/>
             <w:r>
               <w:rPr>
                 <w:sz w:val="24"/>
@@ -6801,7 +6233,6 @@
               </w:rPr>
               <w:t>fecha_seguimiento</w:t>
             </w:r>
-            <w:proofErr w:type="spellEnd"/>
           </w:p>
         </w:tc>
         <w:tc>
@@ -6970,39 +6401,7 @@
                 <w:sz w:val="24"/>
                 <w:szCs w:val="24"/>
               </w:rPr>
-              <w:t xml:space="preserve">Se debe impedir que </w:t>
-            </w:r>
-            <w:proofErr w:type="spellStart"/>
-            <w:r>
-              <w:rPr>
-                <w:sz w:val="24"/>
-                <w:szCs w:val="24"/>
-              </w:rPr>
-              <w:t>id_seguidor</w:t>
-            </w:r>
-            <w:proofErr w:type="spellEnd"/>
-            <w:r>
-              <w:rPr>
-                <w:sz w:val="24"/>
-                <w:szCs w:val="24"/>
-              </w:rPr>
-              <w:t xml:space="preserve"> e </w:t>
-            </w:r>
-            <w:proofErr w:type="spellStart"/>
-            <w:r>
-              <w:rPr>
-                <w:sz w:val="24"/>
-                <w:szCs w:val="24"/>
-              </w:rPr>
-              <w:t>id_seguido</w:t>
-            </w:r>
-            <w:proofErr w:type="spellEnd"/>
-            <w:r>
-              <w:rPr>
-                <w:sz w:val="24"/>
-                <w:szCs w:val="24"/>
-              </w:rPr>
-              <w:t xml:space="preserve"> sean iguales.</w:t>
+              <w:t>Se debe impedir que id_seguidor e id_seguido sean iguales.</w:t>
             </w:r>
           </w:p>
         </w:tc>
@@ -7210,21 +6609,12 @@
                 <w:szCs w:val="24"/>
               </w:rPr>
             </w:pPr>
-            <w:proofErr w:type="spellStart"/>
-            <w:r>
-              <w:rPr>
-                <w:sz w:val="24"/>
-                <w:szCs w:val="24"/>
-              </w:rPr>
-              <w:t>id_grupo</w:t>
-            </w:r>
-            <w:proofErr w:type="spellEnd"/>
-            <w:r>
-              <w:rPr>
-                <w:sz w:val="24"/>
-                <w:szCs w:val="24"/>
-              </w:rPr>
-              <w:t xml:space="preserve"> (PK)</w:t>
+            <w:r>
+              <w:rPr>
+                <w:sz w:val="24"/>
+                <w:szCs w:val="24"/>
+              </w:rPr>
+              <w:t>id_grupo (PK)</w:t>
             </w:r>
           </w:p>
         </w:tc>
@@ -7323,21 +6713,12 @@
                 <w:szCs w:val="24"/>
               </w:rPr>
             </w:pPr>
-            <w:proofErr w:type="spellStart"/>
-            <w:r>
-              <w:rPr>
-                <w:sz w:val="24"/>
-                <w:szCs w:val="24"/>
-              </w:rPr>
-              <w:t>id_creador</w:t>
-            </w:r>
-            <w:proofErr w:type="spellEnd"/>
-            <w:r>
-              <w:rPr>
-                <w:sz w:val="24"/>
-                <w:szCs w:val="24"/>
-              </w:rPr>
-              <w:t xml:space="preserve"> (FK)</w:t>
+            <w:r>
+              <w:rPr>
+                <w:sz w:val="24"/>
+                <w:szCs w:val="24"/>
+              </w:rPr>
+              <w:t>id_creador (FK)</w:t>
             </w:r>
           </w:p>
         </w:tc>
@@ -7540,7 +6921,6 @@
                 <w:szCs w:val="24"/>
               </w:rPr>
             </w:pPr>
-            <w:proofErr w:type="spellStart"/>
             <w:r>
               <w:rPr>
                 <w:sz w:val="24"/>
@@ -7548,7 +6928,6 @@
               </w:rPr>
               <w:t>descripcion</w:t>
             </w:r>
-            <w:proofErr w:type="spellEnd"/>
           </w:p>
         </w:tc>
         <w:tc>
@@ -7750,7 +7129,6 @@
                 <w:szCs w:val="24"/>
               </w:rPr>
             </w:pPr>
-            <w:proofErr w:type="spellStart"/>
             <w:r>
               <w:rPr>
                 <w:sz w:val="24"/>
@@ -7758,7 +7136,6 @@
               </w:rPr>
               <w:t>tipo_grupo</w:t>
             </w:r>
-            <w:proofErr w:type="spellEnd"/>
           </w:p>
         </w:tc>
         <w:tc>
@@ -7856,7 +7233,6 @@
                 <w:szCs w:val="24"/>
               </w:rPr>
             </w:pPr>
-            <w:proofErr w:type="spellStart"/>
             <w:r>
               <w:rPr>
                 <w:sz w:val="24"/>
@@ -7864,7 +7240,6 @@
               </w:rPr>
               <w:t>fecha_creacion</w:t>
             </w:r>
-            <w:proofErr w:type="spellEnd"/>
           </w:p>
         </w:tc>
         <w:tc>
@@ -8121,21 +7496,12 @@
                 <w:szCs w:val="24"/>
               </w:rPr>
             </w:pPr>
-            <w:proofErr w:type="spellStart"/>
-            <w:r>
-              <w:rPr>
-                <w:sz w:val="24"/>
-                <w:szCs w:val="24"/>
-              </w:rPr>
-              <w:t>id_grupo</w:t>
-            </w:r>
-            <w:proofErr w:type="spellEnd"/>
-            <w:r>
-              <w:rPr>
-                <w:sz w:val="24"/>
-                <w:szCs w:val="24"/>
-              </w:rPr>
-              <w:t xml:space="preserve"> (PK, FK)</w:t>
+            <w:r>
+              <w:rPr>
+                <w:sz w:val="24"/>
+                <w:szCs w:val="24"/>
+              </w:rPr>
+              <w:t>id_grupo (PK, FK)</w:t>
             </w:r>
           </w:p>
         </w:tc>
@@ -8234,21 +7600,12 @@
                 <w:szCs w:val="24"/>
               </w:rPr>
             </w:pPr>
-            <w:proofErr w:type="spellStart"/>
-            <w:r>
-              <w:rPr>
-                <w:sz w:val="24"/>
-                <w:szCs w:val="24"/>
-              </w:rPr>
-              <w:t>id_usuario</w:t>
-            </w:r>
-            <w:proofErr w:type="spellEnd"/>
-            <w:r>
-              <w:rPr>
-                <w:sz w:val="24"/>
-                <w:szCs w:val="24"/>
-              </w:rPr>
-              <w:t xml:space="preserve"> (PK, FK)</w:t>
+            <w:r>
+              <w:rPr>
+                <w:sz w:val="24"/>
+                <w:szCs w:val="24"/>
+              </w:rPr>
+              <w:t>id_usuario (PK, FK)</w:t>
             </w:r>
           </w:p>
         </w:tc>
@@ -8347,7 +7704,6 @@
                 <w:szCs w:val="24"/>
               </w:rPr>
             </w:pPr>
-            <w:proofErr w:type="spellStart"/>
             <w:r>
               <w:rPr>
                 <w:sz w:val="24"/>
@@ -8355,7 +7711,6 @@
               </w:rPr>
               <w:t>fecha_union</w:t>
             </w:r>
-            <w:proofErr w:type="spellEnd"/>
           </w:p>
         </w:tc>
         <w:tc>
@@ -8543,39 +7898,7 @@
           <w:sz w:val="24"/>
           <w:szCs w:val="24"/>
         </w:rPr>
-        <w:t xml:space="preserve">La clave primaria compuesta por </w:t>
-      </w:r>
-      <w:proofErr w:type="spellStart"/>
-      <w:r>
-        <w:rPr>
-          <w:sz w:val="24"/>
-          <w:szCs w:val="24"/>
-        </w:rPr>
-        <w:t>id_grupo</w:t>
-      </w:r>
-      <w:proofErr w:type="spellEnd"/>
-      <w:r>
-        <w:rPr>
-          <w:sz w:val="24"/>
-          <w:szCs w:val="24"/>
-        </w:rPr>
-        <w:t xml:space="preserve"> e </w:t>
-      </w:r>
-      <w:proofErr w:type="spellStart"/>
-      <w:r>
-        <w:rPr>
-          <w:sz w:val="24"/>
-          <w:szCs w:val="24"/>
-        </w:rPr>
-        <w:t>id_usuario</w:t>
-      </w:r>
-      <w:proofErr w:type="spellEnd"/>
-      <w:r>
-        <w:rPr>
-          <w:sz w:val="24"/>
-          <w:szCs w:val="24"/>
-        </w:rPr>
-        <w:t xml:space="preserve"> impide repetir la misma asociación.</w:t>
+        <w:t>La clave primaria compuesta por id_grupo e id_usuario impide repetir la misma asociación.</w:t>
       </w:r>
     </w:p>
     <w:p>
@@ -8764,21 +8087,12 @@
                 <w:szCs w:val="24"/>
               </w:rPr>
             </w:pPr>
-            <w:proofErr w:type="spellStart"/>
-            <w:r>
-              <w:rPr>
-                <w:sz w:val="24"/>
-                <w:szCs w:val="24"/>
-              </w:rPr>
-              <w:t>id_evento</w:t>
-            </w:r>
-            <w:proofErr w:type="spellEnd"/>
-            <w:r>
-              <w:rPr>
-                <w:sz w:val="24"/>
-                <w:szCs w:val="24"/>
-              </w:rPr>
-              <w:t xml:space="preserve"> (PK)</w:t>
+            <w:r>
+              <w:rPr>
+                <w:sz w:val="24"/>
+                <w:szCs w:val="24"/>
+              </w:rPr>
+              <w:t>id_evento (PK)</w:t>
             </w:r>
           </w:p>
         </w:tc>
@@ -8877,21 +8191,12 @@
                 <w:szCs w:val="24"/>
               </w:rPr>
             </w:pPr>
-            <w:proofErr w:type="spellStart"/>
-            <w:r>
-              <w:rPr>
-                <w:sz w:val="24"/>
-                <w:szCs w:val="24"/>
-              </w:rPr>
-              <w:t>id_creador</w:t>
-            </w:r>
-            <w:proofErr w:type="spellEnd"/>
-            <w:r>
-              <w:rPr>
-                <w:sz w:val="24"/>
-                <w:szCs w:val="24"/>
-              </w:rPr>
-              <w:t xml:space="preserve"> (FK)</w:t>
+            <w:r>
+              <w:rPr>
+                <w:sz w:val="24"/>
+                <w:szCs w:val="24"/>
+              </w:rPr>
+              <w:t>id_creador (FK)</w:t>
             </w:r>
           </w:p>
         </w:tc>
@@ -9094,7 +8399,6 @@
                 <w:szCs w:val="24"/>
               </w:rPr>
             </w:pPr>
-            <w:proofErr w:type="spellStart"/>
             <w:r>
               <w:rPr>
                 <w:sz w:val="24"/>
@@ -9102,7 +8406,6 @@
               </w:rPr>
               <w:t>descripcion</w:t>
             </w:r>
-            <w:proofErr w:type="spellEnd"/>
           </w:p>
         </w:tc>
         <w:tc>
@@ -9512,7 +8815,6 @@
                 <w:szCs w:val="24"/>
               </w:rPr>
             </w:pPr>
-            <w:proofErr w:type="spellStart"/>
             <w:r>
               <w:rPr>
                 <w:sz w:val="24"/>
@@ -9520,7 +8822,6 @@
               </w:rPr>
               <w:t>tipo_evento</w:t>
             </w:r>
-            <w:proofErr w:type="spellEnd"/>
           </w:p>
         </w:tc>
         <w:tc>
@@ -9777,21 +9078,12 @@
                 <w:szCs w:val="24"/>
               </w:rPr>
             </w:pPr>
-            <w:proofErr w:type="spellStart"/>
-            <w:r>
-              <w:rPr>
-                <w:sz w:val="24"/>
-                <w:szCs w:val="24"/>
-              </w:rPr>
-              <w:t>id_evento</w:t>
-            </w:r>
-            <w:proofErr w:type="spellEnd"/>
-            <w:r>
-              <w:rPr>
-                <w:sz w:val="24"/>
-                <w:szCs w:val="24"/>
-              </w:rPr>
-              <w:t xml:space="preserve"> (PK, FK)</w:t>
+            <w:r>
+              <w:rPr>
+                <w:sz w:val="24"/>
+                <w:szCs w:val="24"/>
+              </w:rPr>
+              <w:t>id_evento (PK, FK)</w:t>
             </w:r>
           </w:p>
         </w:tc>
@@ -9890,21 +9182,12 @@
                 <w:szCs w:val="24"/>
               </w:rPr>
             </w:pPr>
-            <w:proofErr w:type="spellStart"/>
-            <w:r>
-              <w:rPr>
-                <w:sz w:val="24"/>
-                <w:szCs w:val="24"/>
-              </w:rPr>
-              <w:t>id_usuario</w:t>
-            </w:r>
-            <w:proofErr w:type="spellEnd"/>
-            <w:r>
-              <w:rPr>
-                <w:sz w:val="24"/>
-                <w:szCs w:val="24"/>
-              </w:rPr>
-              <w:t xml:space="preserve"> (PK, FK)</w:t>
+            <w:r>
+              <w:rPr>
+                <w:sz w:val="24"/>
+                <w:szCs w:val="24"/>
+              </w:rPr>
+              <w:t>id_usuario (PK, FK)</w:t>
             </w:r>
           </w:p>
         </w:tc>
@@ -10003,7 +9286,6 @@
                 <w:szCs w:val="24"/>
               </w:rPr>
             </w:pPr>
-            <w:proofErr w:type="spellStart"/>
             <w:r>
               <w:rPr>
                 <w:sz w:val="24"/>
@@ -10011,7 +9293,6 @@
               </w:rPr>
               <w:t>estado_participacion</w:t>
             </w:r>
-            <w:proofErr w:type="spellEnd"/>
           </w:p>
         </w:tc>
         <w:tc>
@@ -10284,21 +9565,12 @@
                 <w:szCs w:val="24"/>
               </w:rPr>
             </w:pPr>
-            <w:proofErr w:type="spellStart"/>
-            <w:r>
-              <w:rPr>
-                <w:sz w:val="24"/>
-                <w:szCs w:val="24"/>
-              </w:rPr>
-              <w:t>id_chat</w:t>
-            </w:r>
-            <w:proofErr w:type="spellEnd"/>
-            <w:r>
-              <w:rPr>
-                <w:sz w:val="24"/>
-                <w:szCs w:val="24"/>
-              </w:rPr>
-              <w:t xml:space="preserve"> (PK)</w:t>
+            <w:r>
+              <w:rPr>
+                <w:sz w:val="24"/>
+                <w:szCs w:val="24"/>
+              </w:rPr>
+              <w:t>id_chat (PK)</w:t>
             </w:r>
           </w:p>
         </w:tc>
@@ -10397,7 +9669,6 @@
                 <w:szCs w:val="24"/>
               </w:rPr>
             </w:pPr>
-            <w:proofErr w:type="spellStart"/>
             <w:r>
               <w:rPr>
                 <w:sz w:val="24"/>
@@ -10405,7 +9676,6 @@
               </w:rPr>
               <w:t>fecha_creacion</w:t>
             </w:r>
-            <w:proofErr w:type="spellEnd"/>
           </w:p>
         </w:tc>
         <w:tc>
@@ -10503,7 +9773,6 @@
                 <w:szCs w:val="24"/>
               </w:rPr>
             </w:pPr>
-            <w:proofErr w:type="spellStart"/>
             <w:r>
               <w:rPr>
                 <w:sz w:val="24"/>
@@ -10511,7 +9780,6 @@
               </w:rPr>
               <w:t>tipo_chat</w:t>
             </w:r>
-            <w:proofErr w:type="spellEnd"/>
           </w:p>
         </w:tc>
         <w:tc>
@@ -10768,21 +10036,12 @@
                 <w:szCs w:val="24"/>
               </w:rPr>
             </w:pPr>
-            <w:proofErr w:type="spellStart"/>
-            <w:r>
-              <w:rPr>
-                <w:sz w:val="24"/>
-                <w:szCs w:val="24"/>
-              </w:rPr>
-              <w:t>id_chat</w:t>
-            </w:r>
-            <w:proofErr w:type="spellEnd"/>
-            <w:r>
-              <w:rPr>
-                <w:sz w:val="24"/>
-                <w:szCs w:val="24"/>
-              </w:rPr>
-              <w:t xml:space="preserve"> (PK, FK)</w:t>
+            <w:r>
+              <w:rPr>
+                <w:sz w:val="24"/>
+                <w:szCs w:val="24"/>
+              </w:rPr>
+              <w:t>id_chat (PK, FK)</w:t>
             </w:r>
           </w:p>
         </w:tc>
@@ -10881,21 +10140,12 @@
                 <w:szCs w:val="24"/>
               </w:rPr>
             </w:pPr>
-            <w:proofErr w:type="spellStart"/>
-            <w:r>
-              <w:rPr>
-                <w:sz w:val="24"/>
-                <w:szCs w:val="24"/>
-              </w:rPr>
-              <w:t>id_usuario</w:t>
-            </w:r>
-            <w:proofErr w:type="spellEnd"/>
-            <w:r>
-              <w:rPr>
-                <w:sz w:val="24"/>
-                <w:szCs w:val="24"/>
-              </w:rPr>
-              <w:t xml:space="preserve"> (PK, FK)</w:t>
+            <w:r>
+              <w:rPr>
+                <w:sz w:val="24"/>
+                <w:szCs w:val="24"/>
+              </w:rPr>
+              <w:t>id_usuario (PK, FK)</w:t>
             </w:r>
           </w:p>
         </w:tc>
@@ -11169,21 +10419,12 @@
                 <w:szCs w:val="24"/>
               </w:rPr>
             </w:pPr>
-            <w:proofErr w:type="spellStart"/>
-            <w:r>
-              <w:rPr>
-                <w:sz w:val="24"/>
-                <w:szCs w:val="24"/>
-              </w:rPr>
-              <w:t>id_mensaje</w:t>
-            </w:r>
-            <w:proofErr w:type="spellEnd"/>
-            <w:r>
-              <w:rPr>
-                <w:sz w:val="24"/>
-                <w:szCs w:val="24"/>
-              </w:rPr>
-              <w:t xml:space="preserve"> (PK)</w:t>
+            <w:r>
+              <w:rPr>
+                <w:sz w:val="24"/>
+                <w:szCs w:val="24"/>
+              </w:rPr>
+              <w:t>id_mensaje (PK)</w:t>
             </w:r>
           </w:p>
         </w:tc>
@@ -11282,21 +10523,12 @@
                 <w:szCs w:val="24"/>
               </w:rPr>
             </w:pPr>
-            <w:proofErr w:type="spellStart"/>
-            <w:r>
-              <w:rPr>
-                <w:sz w:val="24"/>
-                <w:szCs w:val="24"/>
-              </w:rPr>
-              <w:t>id_chat</w:t>
-            </w:r>
-            <w:proofErr w:type="spellEnd"/>
-            <w:r>
-              <w:rPr>
-                <w:sz w:val="24"/>
-                <w:szCs w:val="24"/>
-              </w:rPr>
-              <w:t xml:space="preserve"> (FK)</w:t>
+            <w:r>
+              <w:rPr>
+                <w:sz w:val="24"/>
+                <w:szCs w:val="24"/>
+              </w:rPr>
+              <w:t>id_chat (FK)</w:t>
             </w:r>
           </w:p>
         </w:tc>
@@ -11395,21 +10627,12 @@
                 <w:szCs w:val="24"/>
               </w:rPr>
             </w:pPr>
-            <w:proofErr w:type="spellStart"/>
-            <w:r>
-              <w:rPr>
-                <w:sz w:val="24"/>
-                <w:szCs w:val="24"/>
-              </w:rPr>
-              <w:t>id_usuario_emisor</w:t>
-            </w:r>
-            <w:proofErr w:type="spellEnd"/>
-            <w:r>
-              <w:rPr>
-                <w:sz w:val="24"/>
-                <w:szCs w:val="24"/>
-              </w:rPr>
-              <w:t xml:space="preserve"> (FK)</w:t>
+            <w:r>
+              <w:rPr>
+                <w:sz w:val="24"/>
+                <w:szCs w:val="24"/>
+              </w:rPr>
+              <w:t>id_usuario_emisor (FK)</w:t>
             </w:r>
           </w:p>
         </w:tc>
@@ -11612,7 +10835,6 @@
                 <w:szCs w:val="24"/>
               </w:rPr>
             </w:pPr>
-            <w:proofErr w:type="spellStart"/>
             <w:r>
               <w:rPr>
                 <w:sz w:val="24"/>
@@ -11620,7 +10842,6 @@
               </w:rPr>
               <w:t>fecha_hora</w:t>
             </w:r>
-            <w:proofErr w:type="spellEnd"/>
           </w:p>
         </w:tc>
         <w:tc>
@@ -11981,21 +11202,12 @@
                 <w:szCs w:val="24"/>
               </w:rPr>
             </w:pPr>
-            <w:proofErr w:type="spellStart"/>
-            <w:r>
-              <w:rPr>
-                <w:sz w:val="24"/>
-                <w:szCs w:val="24"/>
-              </w:rPr>
-              <w:t>id_archivo</w:t>
-            </w:r>
-            <w:proofErr w:type="spellEnd"/>
-            <w:r>
-              <w:rPr>
-                <w:sz w:val="24"/>
-                <w:szCs w:val="24"/>
-              </w:rPr>
-              <w:t xml:space="preserve"> (PK)</w:t>
+            <w:r>
+              <w:rPr>
+                <w:sz w:val="24"/>
+                <w:szCs w:val="24"/>
+              </w:rPr>
+              <w:t>id_archivo (PK)</w:t>
             </w:r>
           </w:p>
         </w:tc>
@@ -12094,21 +11306,12 @@
                 <w:szCs w:val="24"/>
               </w:rPr>
             </w:pPr>
-            <w:proofErr w:type="spellStart"/>
-            <w:r>
-              <w:rPr>
-                <w:sz w:val="24"/>
-                <w:szCs w:val="24"/>
-              </w:rPr>
-              <w:t>id_mensaje</w:t>
-            </w:r>
-            <w:proofErr w:type="spellEnd"/>
-            <w:r>
-              <w:rPr>
-                <w:sz w:val="24"/>
-                <w:szCs w:val="24"/>
-              </w:rPr>
-              <w:t xml:space="preserve"> (FK)</w:t>
+            <w:r>
+              <w:rPr>
+                <w:sz w:val="24"/>
+                <w:szCs w:val="24"/>
+              </w:rPr>
+              <w:t>id_mensaje (FK)</w:t>
             </w:r>
           </w:p>
         </w:tc>
@@ -12415,7 +11618,6 @@
                 <w:szCs w:val="24"/>
               </w:rPr>
             </w:pPr>
-            <w:proofErr w:type="spellStart"/>
             <w:r>
               <w:rPr>
                 <w:sz w:val="24"/>
@@ -12423,7 +11625,6 @@
               </w:rPr>
               <w:t>tamano</w:t>
             </w:r>
-            <w:proofErr w:type="spellEnd"/>
           </w:p>
         </w:tc>
         <w:tc>
@@ -12521,7 +11722,6 @@
                 <w:szCs w:val="24"/>
               </w:rPr>
             </w:pPr>
-            <w:proofErr w:type="spellStart"/>
             <w:r>
               <w:rPr>
                 <w:sz w:val="24"/>
@@ -12529,7 +11729,6 @@
               </w:rPr>
               <w:t>ubicacion</w:t>
             </w:r>
-            <w:proofErr w:type="spellEnd"/>
           </w:p>
         </w:tc>
         <w:tc>
@@ -12786,21 +11985,12 @@
                 <w:szCs w:val="24"/>
               </w:rPr>
             </w:pPr>
-            <w:proofErr w:type="spellStart"/>
-            <w:r>
-              <w:rPr>
-                <w:sz w:val="24"/>
-                <w:szCs w:val="24"/>
-              </w:rPr>
-              <w:t>id_interes</w:t>
-            </w:r>
-            <w:proofErr w:type="spellEnd"/>
-            <w:r>
-              <w:rPr>
-                <w:sz w:val="24"/>
-                <w:szCs w:val="24"/>
-              </w:rPr>
-              <w:t xml:space="preserve"> (PK)</w:t>
+            <w:r>
+              <w:rPr>
+                <w:sz w:val="24"/>
+                <w:szCs w:val="24"/>
+              </w:rPr>
+              <w:t>id_interes (PK)</w:t>
             </w:r>
           </w:p>
         </w:tc>
@@ -13162,21 +12352,12 @@
                 <w:szCs w:val="24"/>
               </w:rPr>
             </w:pPr>
-            <w:proofErr w:type="spellStart"/>
-            <w:r>
-              <w:rPr>
-                <w:sz w:val="24"/>
-                <w:szCs w:val="24"/>
-              </w:rPr>
-              <w:t>id_usuario</w:t>
-            </w:r>
-            <w:proofErr w:type="spellEnd"/>
-            <w:r>
-              <w:rPr>
-                <w:sz w:val="24"/>
-                <w:szCs w:val="24"/>
-              </w:rPr>
-              <w:t xml:space="preserve"> (PK, FK)</w:t>
+            <w:r>
+              <w:rPr>
+                <w:sz w:val="24"/>
+                <w:szCs w:val="24"/>
+              </w:rPr>
+              <w:t>id_usuario (PK, FK)</w:t>
             </w:r>
           </w:p>
         </w:tc>
@@ -13275,21 +12456,12 @@
                 <w:szCs w:val="24"/>
               </w:rPr>
             </w:pPr>
-            <w:proofErr w:type="spellStart"/>
-            <w:r>
-              <w:rPr>
-                <w:sz w:val="24"/>
-                <w:szCs w:val="24"/>
-              </w:rPr>
-              <w:t>id_interes</w:t>
-            </w:r>
-            <w:proofErr w:type="spellEnd"/>
-            <w:r>
-              <w:rPr>
-                <w:sz w:val="24"/>
-                <w:szCs w:val="24"/>
-              </w:rPr>
-              <w:t xml:space="preserve"> (PK, FK)</w:t>
+            <w:r>
+              <w:rPr>
+                <w:sz w:val="24"/>
+                <w:szCs w:val="24"/>
+              </w:rPr>
+              <w:t>id_interes (PK, FK)</w:t>
             </w:r>
           </w:p>
         </w:tc>
@@ -13563,21 +12735,12 @@
                 <w:szCs w:val="24"/>
               </w:rPr>
             </w:pPr>
-            <w:proofErr w:type="spellStart"/>
-            <w:r>
-              <w:rPr>
-                <w:sz w:val="24"/>
-                <w:szCs w:val="24"/>
-              </w:rPr>
-              <w:t>id_habilidad</w:t>
-            </w:r>
-            <w:proofErr w:type="spellEnd"/>
-            <w:r>
-              <w:rPr>
-                <w:sz w:val="24"/>
-                <w:szCs w:val="24"/>
-              </w:rPr>
-              <w:t xml:space="preserve"> (PK)</w:t>
+            <w:r>
+              <w:rPr>
+                <w:sz w:val="24"/>
+                <w:szCs w:val="24"/>
+              </w:rPr>
+              <w:t>id_habilidad (PK)</w:t>
             </w:r>
           </w:p>
         </w:tc>
@@ -13939,21 +13102,12 @@
                 <w:szCs w:val="24"/>
               </w:rPr>
             </w:pPr>
-            <w:proofErr w:type="spellStart"/>
-            <w:r>
-              <w:rPr>
-                <w:sz w:val="24"/>
-                <w:szCs w:val="24"/>
-              </w:rPr>
-              <w:t>id_usuario</w:t>
-            </w:r>
-            <w:proofErr w:type="spellEnd"/>
-            <w:r>
-              <w:rPr>
-                <w:sz w:val="24"/>
-                <w:szCs w:val="24"/>
-              </w:rPr>
-              <w:t xml:space="preserve"> (PK, FK)</w:t>
+            <w:r>
+              <w:rPr>
+                <w:sz w:val="24"/>
+                <w:szCs w:val="24"/>
+              </w:rPr>
+              <w:t>id_usuario (PK, FK)</w:t>
             </w:r>
           </w:p>
         </w:tc>
@@ -14052,21 +13206,12 @@
                 <w:szCs w:val="24"/>
               </w:rPr>
             </w:pPr>
-            <w:proofErr w:type="spellStart"/>
-            <w:r>
-              <w:rPr>
-                <w:sz w:val="24"/>
-                <w:szCs w:val="24"/>
-              </w:rPr>
-              <w:t>id_habilidad</w:t>
-            </w:r>
-            <w:proofErr w:type="spellEnd"/>
-            <w:r>
-              <w:rPr>
-                <w:sz w:val="24"/>
-                <w:szCs w:val="24"/>
-              </w:rPr>
-              <w:t xml:space="preserve"> (PK, FK)</w:t>
+            <w:r>
+              <w:rPr>
+                <w:sz w:val="24"/>
+                <w:szCs w:val="24"/>
+              </w:rPr>
+              <w:t>id_habilidad (PK, FK)</w:t>
             </w:r>
           </w:p>
         </w:tc>
@@ -14192,14 +13337,7 @@
           <w:sz w:val="24"/>
           <w:szCs w:val="24"/>
         </w:rPr>
-        <w:t>El diagrama muestra las 16 tablas, sus columnas principales, los tipos de datos, las claves primarias y las claves foráneas. Las relaciones se repre</w:t>
-      </w:r>
-      <w:r>
-        <w:rPr>
-          <w:sz w:val="24"/>
-          <w:szCs w:val="24"/>
-        </w:rPr>
-        <w:t>sentan con conectores de cardinalidad.</w:t>
+        <w:t>El diagrama muestra las 16 tablas, sus columnas principales, los tipos de datos, las claves primarias y las claves foráneas. Las relaciones se representan con conectores de cardinalidad.</w:t>
       </w:r>
     </w:p>
     <w:p>
@@ -14290,16 +13428,7 @@
           <w:sz w:val="24"/>
           <w:szCs w:val="24"/>
         </w:rPr>
-        <w:t>Figura 1. Modelo lógico de la</w:t>
-      </w:r>
-      <w:r>
-        <w:rPr>
-          <w:b/>
-          <w:bCs/>
-          <w:sz w:val="24"/>
-          <w:szCs w:val="24"/>
-        </w:rPr>
-        <w:t xml:space="preserve"> Red Social Pascualina.</w:t>
+        <w:t>Figura 1. Modelo lógico de la Red Social Pascualina.</w:t>
       </w:r>
     </w:p>
     <w:p>
@@ -14365,21 +13494,7 @@
           <w:sz w:val="24"/>
           <w:szCs w:val="24"/>
         </w:rPr>
-        <w:t xml:space="preserve">En esta segunda parte pude entender mejor cómo pasar de las entidades del modelo conceptual a tablas con claves y relaciones. Una de las decisiones que más me ayudó a comprender la </w:t>
-      </w:r>
-      <w:r>
-        <w:rPr>
-          <w:sz w:val="24"/>
-          <w:szCs w:val="24"/>
-        </w:rPr>
-        <w:t>normalización fue separar los intereses y las habilidades del usuario, porque cada persona puede tener varios y no era adecuado guardarlos como una lista dentro de una sola columna. También me quedó más claro por qué las relaciones de muchos a muchos neces</w:t>
-      </w:r>
-      <w:r>
-        <w:rPr>
-          <w:sz w:val="24"/>
-          <w:szCs w:val="24"/>
-        </w:rPr>
-        <w:t>itan tablas intermedias.</w:t>
+        <w:t>En esta segunda parte pude entender mejor cómo pasar de las entidades del modelo conceptual a tablas con claves y relaciones. Una de las decisiones que más me ayudó a comprender la normalización fue separar los intereses y las habilidades del usuario, porque cada persona puede tener varios y no era adecuado guardarlos como una lista dentro de una sola columna. También me quedó más claro por qué las relaciones de muchos a muchos necesitan tablas intermedias.</w:t>
       </w:r>
     </w:p>
     <w:p>
@@ -14466,7 +13581,14 @@
           <w:sz w:val="24"/>
           <w:szCs w:val="24"/>
         </w:rPr>
-        <w:t>Uno de los mayores aprendizajes fue la aplicación práctica de la normalización. Aplicar la Primera Forma Normal 1FN fue fundamental para corregir la intuición inicial de guardar atributos multivaluados como los intereses o las habilidades directamente en la tabla del usuario. Separar estos datos en catálogos independientes y conectarlos mediante tablas intermedias garantiza que el sistema sea escalable y las consultas mucho más eficientes.</w:t>
+        <w:t>De los principales</w:t>
+      </w:r>
+      <w:r>
+        <w:rPr>
+          <w:sz w:val="24"/>
+          <w:szCs w:val="24"/>
+        </w:rPr>
+        <w:t xml:space="preserve"> aprendizajes fue la aplicación práctica de la normalización. Aplicar la Primera Forma Normal 1FN fue fundamental para corregir la intuición inicial de guardar atributos multivaluados como los intereses o las habilidades directamente en la tabla del usuario. Separar estos datos en catálogos independientes y conectarlos mediante tablas intermedias garantiza que el sistema sea escalable y las consultas mucho más eficientes.</w:t>
       </w:r>
     </w:p>
     <w:p>
@@ -14478,33 +13600,13 @@
           <w:szCs w:val="24"/>
         </w:rPr>
       </w:pPr>
-    </w:p>
-    <w:p>
-      <w:pPr>
-        <w:spacing w:before="240" w:after="240" w:line="331" w:lineRule="auto"/>
-        <w:jc w:val="both"/>
+      <w:r>
         <w:rPr>
           <w:sz w:val="24"/>
           <w:szCs w:val="24"/>
         </w:rPr>
-      </w:pPr>
-      <w:r>
-        <w:rPr>
-          <w:sz w:val="24"/>
-          <w:szCs w:val="24"/>
-        </w:rPr>
         <w:t>Asimismo, resolver las relaciones de muchos a muchos mediante entidades puente (como GRUPO_MIEMBRO o EVENTO_PARTICIPANTE) me demostró cómo las claves primarias compuestas protegen la integridad de los datos, evitando, por ejemplo, que un mismo estudiante quede registrado dos veces en el mismo evento. Al asegurar también la Tercera Forma Normal 3FN, logramos que entidades de alto tráfico como MENSAJE o PUBLICACION referencien al usuario mediante claves foráneas sin arrastrar ni duplicar su información personal, optimizando enormemente el almacenamiento.</w:t>
       </w:r>
-    </w:p>
-    <w:p>
-      <w:pPr>
-        <w:spacing w:before="240" w:after="240" w:line="331" w:lineRule="auto"/>
-        <w:jc w:val="both"/>
-        <w:rPr>
-          <w:sz w:val="24"/>
-          <w:szCs w:val="24"/>
-        </w:rPr>
-      </w:pPr>
     </w:p>
     <w:p>
       <w:pPr>
@@ -14591,7 +13693,6 @@
       </w:pPr>
       <w:bookmarkStart w:id="30" w:name="_9jpbt6uflw73" w:colFirst="0" w:colLast="0"/>
       <w:bookmarkEnd w:id="30"/>
-      <w:proofErr w:type="spellStart"/>
       <w:r>
         <w:rPr>
           <w:b/>
@@ -14600,18 +13701,7 @@
           <w:sz w:val="26"/>
           <w:szCs w:val="26"/>
         </w:rPr>
-        <w:t>Simon</w:t>
-      </w:r>
-      <w:proofErr w:type="spellEnd"/>
-      <w:r>
-        <w:rPr>
-          <w:b/>
-          <w:bCs/>
-          <w:color w:val="000000"/>
-          <w:sz w:val="26"/>
-          <w:szCs w:val="26"/>
-        </w:rPr>
-        <w:t xml:space="preserve"> Madrid Tamayo</w:t>
+        <w:t>Simon Madrid Tamayo</w:t>
       </w:r>
     </w:p>
     <w:p>
@@ -14663,37 +13753,12 @@
           <w:szCs w:val="24"/>
         </w:rPr>
       </w:pPr>
-      <w:proofErr w:type="spellStart"/>
       <w:r>
         <w:rPr>
           <w:sz w:val="24"/>
           <w:szCs w:val="24"/>
         </w:rPr>
-        <w:t>Elmasri</w:t>
-      </w:r>
-      <w:proofErr w:type="spellEnd"/>
-      <w:r>
-        <w:rPr>
-          <w:sz w:val="24"/>
-          <w:szCs w:val="24"/>
-        </w:rPr>
-        <w:t xml:space="preserve">, R., y </w:t>
-      </w:r>
-      <w:proofErr w:type="spellStart"/>
-      <w:r>
-        <w:rPr>
-          <w:sz w:val="24"/>
-          <w:szCs w:val="24"/>
-        </w:rPr>
-        <w:t>Navathe</w:t>
-      </w:r>
-      <w:proofErr w:type="spellEnd"/>
-      <w:r>
-        <w:rPr>
-          <w:sz w:val="24"/>
-          <w:szCs w:val="24"/>
-        </w:rPr>
-        <w:t xml:space="preserve">, S. B. (2007). </w:t>
+        <w:t xml:space="preserve">Elmasri, R., y Navathe, S. B. (2007). </w:t>
       </w:r>
       <w:r>
         <w:rPr>
@@ -14766,16 +13831,7 @@
           <w:sz w:val="24"/>
           <w:szCs w:val="24"/>
         </w:rPr>
-        <w:t xml:space="preserve">Modelo Entidad-Relación </w:t>
-      </w:r>
-      <w:r>
-        <w:rPr>
-          <w:i/>
-          <w:iCs/>
-          <w:sz w:val="24"/>
-          <w:szCs w:val="24"/>
-        </w:rPr>
-        <w:t>de la Red Social Pascualina</w:t>
+        <w:t>Modelo Entidad-Relación de la Red Social Pascualina</w:t>
       </w:r>
       <w:r>
         <w:rPr>
@@ -14842,8 +13898,6 @@
       </w:hyperlink>
       <w:r>
         <w:br/>
-      </w:r>
-      <w:r>
         <w:t xml:space="preserve">Video: </w:t>
       </w:r>
     </w:p>

--- a/Tarea2/Informe/Informe.docx
+++ b/Tarea2/Informe/Informe.docx
@@ -259,12 +259,21 @@
           <w:szCs w:val="24"/>
         </w:rPr>
       </w:pPr>
+      <w:proofErr w:type="spellStart"/>
       <w:r>
         <w:rPr>
           <w:sz w:val="24"/>
           <w:szCs w:val="24"/>
         </w:rPr>
-        <w:t>Simon Madrid Tamayo</w:t>
+        <w:t>Simon</w:t>
+      </w:r>
+      <w:proofErr w:type="spellEnd"/>
+      <w:r>
+        <w:rPr>
+          <w:sz w:val="24"/>
+          <w:szCs w:val="24"/>
+        </w:rPr>
+        <w:t xml:space="preserve"> Madrid Tamayo</w:t>
       </w:r>
     </w:p>
     <w:p>
@@ -1879,7 +1888,55 @@
           <w:sz w:val="24"/>
           <w:szCs w:val="24"/>
         </w:rPr>
-        <w:t>En GRUPO_MIEMBRO, la clave está formada por id_grupo e id_usuario. Los atributos fecha_union y rol describen la participación de ese usuario en ese grupo, por lo que dependen de la combinación completa de las dos claves.</w:t>
+        <w:t xml:space="preserve">En GRUPO_MIEMBRO, la clave está formada por </w:t>
+      </w:r>
+      <w:proofErr w:type="spellStart"/>
+      <w:r>
+        <w:rPr>
+          <w:sz w:val="24"/>
+          <w:szCs w:val="24"/>
+        </w:rPr>
+        <w:t>id_grupo</w:t>
+      </w:r>
+      <w:proofErr w:type="spellEnd"/>
+      <w:r>
+        <w:rPr>
+          <w:sz w:val="24"/>
+          <w:szCs w:val="24"/>
+        </w:rPr>
+        <w:t xml:space="preserve"> e </w:t>
+      </w:r>
+      <w:proofErr w:type="spellStart"/>
+      <w:r>
+        <w:rPr>
+          <w:sz w:val="24"/>
+          <w:szCs w:val="24"/>
+        </w:rPr>
+        <w:t>id_usuario</w:t>
+      </w:r>
+      <w:proofErr w:type="spellEnd"/>
+      <w:r>
+        <w:rPr>
+          <w:sz w:val="24"/>
+          <w:szCs w:val="24"/>
+        </w:rPr>
+        <w:t xml:space="preserve">. Los atributos </w:t>
+      </w:r>
+      <w:proofErr w:type="spellStart"/>
+      <w:r>
+        <w:rPr>
+          <w:sz w:val="24"/>
+          <w:szCs w:val="24"/>
+        </w:rPr>
+        <w:t>fecha_union</w:t>
+      </w:r>
+      <w:proofErr w:type="spellEnd"/>
+      <w:r>
+        <w:rPr>
+          <w:sz w:val="24"/>
+          <w:szCs w:val="24"/>
+        </w:rPr>
+        <w:t xml:space="preserve"> y rol describen la participación de ese usuario en ese grupo, por lo que dependen de la combinación completa de las dos claves.</w:t>
       </w:r>
     </w:p>
     <w:p>
@@ -1895,7 +1952,55 @@
           <w:sz w:val="24"/>
           <w:szCs w:val="24"/>
         </w:rPr>
-        <w:t>En EVENTO_PARTICIPANTE, estado_participacion depende de la participación de un usuario específico en un evento específico. Por eso la clave compuesta está formada por id_evento e id_usuario.</w:t>
+        <w:t xml:space="preserve">En EVENTO_PARTICIPANTE, </w:t>
+      </w:r>
+      <w:proofErr w:type="spellStart"/>
+      <w:r>
+        <w:rPr>
+          <w:sz w:val="24"/>
+          <w:szCs w:val="24"/>
+        </w:rPr>
+        <w:t>estado_participacion</w:t>
+      </w:r>
+      <w:proofErr w:type="spellEnd"/>
+      <w:r>
+        <w:rPr>
+          <w:sz w:val="24"/>
+          <w:szCs w:val="24"/>
+        </w:rPr>
+        <w:t xml:space="preserve"> depende de la participación de un usuario específico en un evento específico. Por eso la clave compuesta está formada por </w:t>
+      </w:r>
+      <w:proofErr w:type="spellStart"/>
+      <w:r>
+        <w:rPr>
+          <w:sz w:val="24"/>
+          <w:szCs w:val="24"/>
+        </w:rPr>
+        <w:t>id_evento</w:t>
+      </w:r>
+      <w:proofErr w:type="spellEnd"/>
+      <w:r>
+        <w:rPr>
+          <w:sz w:val="24"/>
+          <w:szCs w:val="24"/>
+        </w:rPr>
+        <w:t xml:space="preserve"> e </w:t>
+      </w:r>
+      <w:proofErr w:type="spellStart"/>
+      <w:r>
+        <w:rPr>
+          <w:sz w:val="24"/>
+          <w:szCs w:val="24"/>
+        </w:rPr>
+        <w:t>id_usuario</w:t>
+      </w:r>
+      <w:proofErr w:type="spellEnd"/>
+      <w:r>
+        <w:rPr>
+          <w:sz w:val="24"/>
+          <w:szCs w:val="24"/>
+        </w:rPr>
+        <w:t>.</w:t>
       </w:r>
     </w:p>
     <w:p>
@@ -1970,7 +2075,23 @@
           <w:sz w:val="24"/>
           <w:szCs w:val="24"/>
         </w:rPr>
-        <w:t>Por ejemplo, los datos personales del autor de una publicación se guardan en USUARIO. La tabla PUBLICACION solo guarda id_usuario como clave foránea. Así no se repiten el nombre o el correo del autor en cada publicación.</w:t>
+        <w:t xml:space="preserve">Por ejemplo, los datos personales del autor de una publicación se guardan en USUARIO. La tabla PUBLICACION solo guarda </w:t>
+      </w:r>
+      <w:proofErr w:type="spellStart"/>
+      <w:r>
+        <w:rPr>
+          <w:sz w:val="24"/>
+          <w:szCs w:val="24"/>
+        </w:rPr>
+        <w:t>id_usuario</w:t>
+      </w:r>
+      <w:proofErr w:type="spellEnd"/>
+      <w:r>
+        <w:rPr>
+          <w:sz w:val="24"/>
+          <w:szCs w:val="24"/>
+        </w:rPr>
+        <w:t xml:space="preserve"> como clave foránea. Así no se repiten el nombre o el correo del autor en cada publicación.</w:t>
       </w:r>
     </w:p>
     <w:p>
@@ -2255,12 +2376,37 @@
                 <w:szCs w:val="24"/>
               </w:rPr>
             </w:pPr>
-            <w:r>
-              <w:rPr>
-                <w:sz w:val="24"/>
-                <w:szCs w:val="24"/>
-              </w:rPr>
-              <w:t>PUBLICACION.id_usuario referencia a USUARIO.id_usuario.</w:t>
+            <w:proofErr w:type="spellStart"/>
+            <w:r>
+              <w:rPr>
+                <w:sz w:val="24"/>
+                <w:szCs w:val="24"/>
+              </w:rPr>
+              <w:t>PUBLICACION.id_usuario</w:t>
+            </w:r>
+            <w:proofErr w:type="spellEnd"/>
+            <w:r>
+              <w:rPr>
+                <w:sz w:val="24"/>
+                <w:szCs w:val="24"/>
+              </w:rPr>
+              <w:t xml:space="preserve"> referencia a </w:t>
+            </w:r>
+            <w:proofErr w:type="spellStart"/>
+            <w:r>
+              <w:rPr>
+                <w:sz w:val="24"/>
+                <w:szCs w:val="24"/>
+              </w:rPr>
+              <w:t>USUARIO.id_usuario</w:t>
+            </w:r>
+            <w:proofErr w:type="spellEnd"/>
+            <w:r>
+              <w:rPr>
+                <w:sz w:val="24"/>
+                <w:szCs w:val="24"/>
+              </w:rPr>
+              <w:t>.</w:t>
             </w:r>
           </w:p>
         </w:tc>
@@ -2359,12 +2505,21 @@
                 <w:szCs w:val="24"/>
               </w:rPr>
             </w:pPr>
-            <w:r>
-              <w:rPr>
-                <w:sz w:val="24"/>
-                <w:szCs w:val="24"/>
-              </w:rPr>
-              <w:t>CONEXION.id_solicitante referencia al usuario que envía la solicitud.</w:t>
+            <w:proofErr w:type="spellStart"/>
+            <w:r>
+              <w:rPr>
+                <w:sz w:val="24"/>
+                <w:szCs w:val="24"/>
+              </w:rPr>
+              <w:t>CONEXION.id_solicitante</w:t>
+            </w:r>
+            <w:proofErr w:type="spellEnd"/>
+            <w:r>
+              <w:rPr>
+                <w:sz w:val="24"/>
+                <w:szCs w:val="24"/>
+              </w:rPr>
+              <w:t xml:space="preserve"> referencia al usuario que envía la solicitud.</w:t>
             </w:r>
           </w:p>
         </w:tc>
@@ -2463,12 +2618,21 @@
                 <w:szCs w:val="24"/>
               </w:rPr>
             </w:pPr>
-            <w:r>
-              <w:rPr>
-                <w:sz w:val="24"/>
-                <w:szCs w:val="24"/>
-              </w:rPr>
-              <w:t>CONEXION.id_receptor referencia al usuario que recibe la solicitud.</w:t>
+            <w:proofErr w:type="spellStart"/>
+            <w:r>
+              <w:rPr>
+                <w:sz w:val="24"/>
+                <w:szCs w:val="24"/>
+              </w:rPr>
+              <w:t>CONEXION.id_receptor</w:t>
+            </w:r>
+            <w:proofErr w:type="spellEnd"/>
+            <w:r>
+              <w:rPr>
+                <w:sz w:val="24"/>
+                <w:szCs w:val="24"/>
+              </w:rPr>
+              <w:t xml:space="preserve"> referencia al usuario que recibe la solicitud.</w:t>
             </w:r>
           </w:p>
         </w:tc>
@@ -2567,12 +2731,21 @@
                 <w:szCs w:val="24"/>
               </w:rPr>
             </w:pPr>
-            <w:r>
-              <w:rPr>
-                <w:sz w:val="24"/>
-                <w:szCs w:val="24"/>
-              </w:rPr>
-              <w:t>GRUPO.id_creador referencia al usuario creador.</w:t>
+            <w:proofErr w:type="spellStart"/>
+            <w:r>
+              <w:rPr>
+                <w:sz w:val="24"/>
+                <w:szCs w:val="24"/>
+              </w:rPr>
+              <w:t>GRUPO.id_creador</w:t>
+            </w:r>
+            <w:proofErr w:type="spellEnd"/>
+            <w:r>
+              <w:rPr>
+                <w:sz w:val="24"/>
+                <w:szCs w:val="24"/>
+              </w:rPr>
+              <w:t xml:space="preserve"> referencia al usuario creador.</w:t>
             </w:r>
           </w:p>
         </w:tc>
@@ -2676,7 +2849,55 @@
                 <w:sz w:val="24"/>
                 <w:szCs w:val="24"/>
               </w:rPr>
-              <w:t>Se representa con GRUPO_MIEMBRO, que guarda id_grupo, id_usuario, fecha_union y rol.</w:t>
+              <w:t xml:space="preserve">Se representa con GRUPO_MIEMBRO, que guarda </w:t>
+            </w:r>
+            <w:proofErr w:type="spellStart"/>
+            <w:r>
+              <w:rPr>
+                <w:sz w:val="24"/>
+                <w:szCs w:val="24"/>
+              </w:rPr>
+              <w:t>id_grupo</w:t>
+            </w:r>
+            <w:proofErr w:type="spellEnd"/>
+            <w:r>
+              <w:rPr>
+                <w:sz w:val="24"/>
+                <w:szCs w:val="24"/>
+              </w:rPr>
+              <w:t xml:space="preserve">, </w:t>
+            </w:r>
+            <w:proofErr w:type="spellStart"/>
+            <w:r>
+              <w:rPr>
+                <w:sz w:val="24"/>
+                <w:szCs w:val="24"/>
+              </w:rPr>
+              <w:t>id_usuario</w:t>
+            </w:r>
+            <w:proofErr w:type="spellEnd"/>
+            <w:r>
+              <w:rPr>
+                <w:sz w:val="24"/>
+                <w:szCs w:val="24"/>
+              </w:rPr>
+              <w:t xml:space="preserve">, </w:t>
+            </w:r>
+            <w:proofErr w:type="spellStart"/>
+            <w:r>
+              <w:rPr>
+                <w:sz w:val="24"/>
+                <w:szCs w:val="24"/>
+              </w:rPr>
+              <w:t>fecha_union</w:t>
+            </w:r>
+            <w:proofErr w:type="spellEnd"/>
+            <w:r>
+              <w:rPr>
+                <w:sz w:val="24"/>
+                <w:szCs w:val="24"/>
+              </w:rPr>
+              <w:t xml:space="preserve"> y rol.</w:t>
             </w:r>
           </w:p>
         </w:tc>
@@ -2775,12 +2996,21 @@
                 <w:szCs w:val="24"/>
               </w:rPr>
             </w:pPr>
-            <w:r>
-              <w:rPr>
-                <w:sz w:val="24"/>
-                <w:szCs w:val="24"/>
-              </w:rPr>
-              <w:t>EVENTO.id_creador referencia al usuario creador.</w:t>
+            <w:proofErr w:type="spellStart"/>
+            <w:r>
+              <w:rPr>
+                <w:sz w:val="24"/>
+                <w:szCs w:val="24"/>
+              </w:rPr>
+              <w:t>EVENTO.id_creador</w:t>
+            </w:r>
+            <w:proofErr w:type="spellEnd"/>
+            <w:r>
+              <w:rPr>
+                <w:sz w:val="24"/>
+                <w:szCs w:val="24"/>
+              </w:rPr>
+              <w:t xml:space="preserve"> referencia al usuario creador.</w:t>
             </w:r>
           </w:p>
         </w:tc>
@@ -2884,7 +3114,55 @@
                 <w:sz w:val="24"/>
                 <w:szCs w:val="24"/>
               </w:rPr>
-              <w:t>Se representa con EVENTO_PARTICIPANTE, que guarda id_evento, id_usuario y estado_participacion.</w:t>
+              <w:t xml:space="preserve">Se representa con EVENTO_PARTICIPANTE, que guarda </w:t>
+            </w:r>
+            <w:proofErr w:type="spellStart"/>
+            <w:r>
+              <w:rPr>
+                <w:sz w:val="24"/>
+                <w:szCs w:val="24"/>
+              </w:rPr>
+              <w:t>id_evento</w:t>
+            </w:r>
+            <w:proofErr w:type="spellEnd"/>
+            <w:r>
+              <w:rPr>
+                <w:sz w:val="24"/>
+                <w:szCs w:val="24"/>
+              </w:rPr>
+              <w:t xml:space="preserve">, </w:t>
+            </w:r>
+            <w:proofErr w:type="spellStart"/>
+            <w:r>
+              <w:rPr>
+                <w:sz w:val="24"/>
+                <w:szCs w:val="24"/>
+              </w:rPr>
+              <w:t>id_usuario</w:t>
+            </w:r>
+            <w:proofErr w:type="spellEnd"/>
+            <w:r>
+              <w:rPr>
+                <w:sz w:val="24"/>
+                <w:szCs w:val="24"/>
+              </w:rPr>
+              <w:t xml:space="preserve"> y </w:t>
+            </w:r>
+            <w:proofErr w:type="spellStart"/>
+            <w:r>
+              <w:rPr>
+                <w:sz w:val="24"/>
+                <w:szCs w:val="24"/>
+              </w:rPr>
+              <w:t>estado_participacion</w:t>
+            </w:r>
+            <w:proofErr w:type="spellEnd"/>
+            <w:r>
+              <w:rPr>
+                <w:sz w:val="24"/>
+                <w:szCs w:val="24"/>
+              </w:rPr>
+              <w:t>.</w:t>
             </w:r>
           </w:p>
         </w:tc>
@@ -2988,7 +3266,39 @@
                 <w:sz w:val="24"/>
                 <w:szCs w:val="24"/>
               </w:rPr>
-              <w:t>Se representa con CHAT_PARTICIPANTE, que relaciona id_chat con id_usuario.</w:t>
+              <w:t xml:space="preserve">Se representa con CHAT_PARTICIPANTE, que relaciona </w:t>
+            </w:r>
+            <w:proofErr w:type="spellStart"/>
+            <w:r>
+              <w:rPr>
+                <w:sz w:val="24"/>
+                <w:szCs w:val="24"/>
+              </w:rPr>
+              <w:t>id_chat</w:t>
+            </w:r>
+            <w:proofErr w:type="spellEnd"/>
+            <w:r>
+              <w:rPr>
+                <w:sz w:val="24"/>
+                <w:szCs w:val="24"/>
+              </w:rPr>
+              <w:t xml:space="preserve"> con </w:t>
+            </w:r>
+            <w:proofErr w:type="spellStart"/>
+            <w:r>
+              <w:rPr>
+                <w:sz w:val="24"/>
+                <w:szCs w:val="24"/>
+              </w:rPr>
+              <w:t>id_usuario</w:t>
+            </w:r>
+            <w:proofErr w:type="spellEnd"/>
+            <w:r>
+              <w:rPr>
+                <w:sz w:val="24"/>
+                <w:szCs w:val="24"/>
+              </w:rPr>
+              <w:t>.</w:t>
             </w:r>
           </w:p>
         </w:tc>
@@ -3087,12 +3397,21 @@
                 <w:szCs w:val="24"/>
               </w:rPr>
             </w:pPr>
-            <w:r>
-              <w:rPr>
-                <w:sz w:val="24"/>
-                <w:szCs w:val="24"/>
-              </w:rPr>
-              <w:t>MENSAJE.id_chat referencia al chat al que pertenece el mensaje.</w:t>
+            <w:proofErr w:type="spellStart"/>
+            <w:r>
+              <w:rPr>
+                <w:sz w:val="24"/>
+                <w:szCs w:val="24"/>
+              </w:rPr>
+              <w:t>MENSAJE.id_chat</w:t>
+            </w:r>
+            <w:proofErr w:type="spellEnd"/>
+            <w:r>
+              <w:rPr>
+                <w:sz w:val="24"/>
+                <w:szCs w:val="24"/>
+              </w:rPr>
+              <w:t xml:space="preserve"> referencia al chat al que pertenece el mensaje.</w:t>
             </w:r>
           </w:p>
         </w:tc>
@@ -3191,12 +3510,21 @@
                 <w:szCs w:val="24"/>
               </w:rPr>
             </w:pPr>
-            <w:r>
-              <w:rPr>
-                <w:sz w:val="24"/>
-                <w:szCs w:val="24"/>
-              </w:rPr>
-              <w:t>MENSAJE.id_usuario_emisor referencia al usuario que envía el mensaje.</w:t>
+            <w:proofErr w:type="spellStart"/>
+            <w:r>
+              <w:rPr>
+                <w:sz w:val="24"/>
+                <w:szCs w:val="24"/>
+              </w:rPr>
+              <w:t>MENSAJE.id_usuario_emisor</w:t>
+            </w:r>
+            <w:proofErr w:type="spellEnd"/>
+            <w:r>
+              <w:rPr>
+                <w:sz w:val="24"/>
+                <w:szCs w:val="24"/>
+              </w:rPr>
+              <w:t xml:space="preserve"> referencia al usuario que envía el mensaje.</w:t>
             </w:r>
           </w:p>
         </w:tc>
@@ -3295,12 +3623,21 @@
                 <w:szCs w:val="24"/>
               </w:rPr>
             </w:pPr>
-            <w:r>
-              <w:rPr>
-                <w:sz w:val="24"/>
-                <w:szCs w:val="24"/>
-              </w:rPr>
-              <w:t>ARCHIVO.id_mensaje referencia al mensaje. Un mensaje puede tener cero o varios archivos; cada archivo pertenece a un mensaje.</w:t>
+            <w:proofErr w:type="spellStart"/>
+            <w:r>
+              <w:rPr>
+                <w:sz w:val="24"/>
+                <w:szCs w:val="24"/>
+              </w:rPr>
+              <w:t>ARCHIVO.id_mensaje</w:t>
+            </w:r>
+            <w:proofErr w:type="spellEnd"/>
+            <w:r>
+              <w:rPr>
+                <w:sz w:val="24"/>
+                <w:szCs w:val="24"/>
+              </w:rPr>
+              <w:t xml:space="preserve"> referencia al mensaje. Un mensaje puede tener cero o varios archivos; cada archivo pertenece a un mensaje.</w:t>
             </w:r>
           </w:p>
         </w:tc>
@@ -3669,12 +4006,21 @@
                 <w:szCs w:val="24"/>
               </w:rPr>
             </w:pPr>
-            <w:r>
-              <w:rPr>
-                <w:sz w:val="24"/>
-                <w:szCs w:val="24"/>
-              </w:rPr>
-              <w:t>id_usuario (PK)</w:t>
+            <w:proofErr w:type="spellStart"/>
+            <w:r>
+              <w:rPr>
+                <w:sz w:val="24"/>
+                <w:szCs w:val="24"/>
+              </w:rPr>
+              <w:t>id_usuario</w:t>
+            </w:r>
+            <w:proofErr w:type="spellEnd"/>
+            <w:r>
+              <w:rPr>
+                <w:sz w:val="24"/>
+                <w:szCs w:val="24"/>
+              </w:rPr>
+              <w:t xml:space="preserve"> (PK)</w:t>
             </w:r>
           </w:p>
         </w:tc>
@@ -3806,12 +4152,21 @@
                 <w:szCs w:val="24"/>
               </w:rPr>
             </w:pPr>
-            <w:r>
-              <w:rPr>
-                <w:sz w:val="24"/>
-                <w:szCs w:val="24"/>
-              </w:rPr>
-              <w:t>VARCHAR(120)</w:t>
+            <w:proofErr w:type="gramStart"/>
+            <w:r>
+              <w:rPr>
+                <w:sz w:val="24"/>
+                <w:szCs w:val="24"/>
+              </w:rPr>
+              <w:t>VARCHAR(</w:t>
+            </w:r>
+            <w:proofErr w:type="gramEnd"/>
+            <w:r>
+              <w:rPr>
+                <w:sz w:val="24"/>
+                <w:szCs w:val="24"/>
+              </w:rPr>
+              <w:t>120)</w:t>
             </w:r>
           </w:p>
         </w:tc>
@@ -3877,6 +4232,7 @@
                 <w:szCs w:val="24"/>
               </w:rPr>
             </w:pPr>
+            <w:proofErr w:type="spellStart"/>
             <w:r>
               <w:rPr>
                 <w:sz w:val="24"/>
@@ -3884,6 +4240,7 @@
               </w:rPr>
               <w:t>telefono</w:t>
             </w:r>
+            <w:proofErr w:type="spellEnd"/>
           </w:p>
         </w:tc>
         <w:tc>
@@ -3910,12 +4267,21 @@
                 <w:szCs w:val="24"/>
               </w:rPr>
             </w:pPr>
-            <w:r>
-              <w:rPr>
-                <w:sz w:val="24"/>
-                <w:szCs w:val="24"/>
-              </w:rPr>
-              <w:t>VARCHAR(30)</w:t>
+            <w:proofErr w:type="gramStart"/>
+            <w:r>
+              <w:rPr>
+                <w:sz w:val="24"/>
+                <w:szCs w:val="24"/>
+              </w:rPr>
+              <w:t>VARCHAR(</w:t>
+            </w:r>
+            <w:proofErr w:type="gramEnd"/>
+            <w:r>
+              <w:rPr>
+                <w:sz w:val="24"/>
+                <w:szCs w:val="24"/>
+              </w:rPr>
+              <w:t>30)</w:t>
             </w:r>
           </w:p>
         </w:tc>
@@ -4014,12 +4380,21 @@
                 <w:szCs w:val="24"/>
               </w:rPr>
             </w:pPr>
-            <w:r>
-              <w:rPr>
-                <w:sz w:val="24"/>
-                <w:szCs w:val="24"/>
-              </w:rPr>
-              <w:t>VARCHAR(254)</w:t>
+            <w:proofErr w:type="gramStart"/>
+            <w:r>
+              <w:rPr>
+                <w:sz w:val="24"/>
+                <w:szCs w:val="24"/>
+              </w:rPr>
+              <w:t>VARCHAR(</w:t>
+            </w:r>
+            <w:proofErr w:type="gramEnd"/>
+            <w:r>
+              <w:rPr>
+                <w:sz w:val="24"/>
+                <w:szCs w:val="24"/>
+              </w:rPr>
+              <w:t>254)</w:t>
             </w:r>
           </w:p>
         </w:tc>
@@ -4085,6 +4460,7 @@
                 <w:szCs w:val="24"/>
               </w:rPr>
             </w:pPr>
+            <w:proofErr w:type="spellStart"/>
             <w:r>
               <w:rPr>
                 <w:sz w:val="24"/>
@@ -4092,6 +4468,7 @@
               </w:rPr>
               <w:t>contrasena_hash</w:t>
             </w:r>
+            <w:proofErr w:type="spellEnd"/>
           </w:p>
         </w:tc>
         <w:tc>
@@ -4118,12 +4495,21 @@
                 <w:szCs w:val="24"/>
               </w:rPr>
             </w:pPr>
-            <w:r>
-              <w:rPr>
-                <w:sz w:val="24"/>
-                <w:szCs w:val="24"/>
-              </w:rPr>
-              <w:t>VARCHAR(255)</w:t>
+            <w:proofErr w:type="gramStart"/>
+            <w:r>
+              <w:rPr>
+                <w:sz w:val="24"/>
+                <w:szCs w:val="24"/>
+              </w:rPr>
+              <w:t>VARCHAR(</w:t>
+            </w:r>
+            <w:proofErr w:type="gramEnd"/>
+            <w:r>
+              <w:rPr>
+                <w:sz w:val="24"/>
+                <w:szCs w:val="24"/>
+              </w:rPr>
+              <w:t>255)</w:t>
             </w:r>
           </w:p>
         </w:tc>
@@ -4189,6 +4575,7 @@
                 <w:szCs w:val="24"/>
               </w:rPr>
             </w:pPr>
+            <w:proofErr w:type="spellStart"/>
             <w:r>
               <w:rPr>
                 <w:sz w:val="24"/>
@@ -4196,6 +4583,7 @@
               </w:rPr>
               <w:t>foto_perfil</w:t>
             </w:r>
+            <w:proofErr w:type="spellEnd"/>
           </w:p>
         </w:tc>
         <w:tc>
@@ -4222,12 +4610,21 @@
                 <w:szCs w:val="24"/>
               </w:rPr>
             </w:pPr>
-            <w:r>
-              <w:rPr>
-                <w:sz w:val="24"/>
-                <w:szCs w:val="24"/>
-              </w:rPr>
-              <w:t>VARCHAR(500), NULL</w:t>
+            <w:proofErr w:type="gramStart"/>
+            <w:r>
+              <w:rPr>
+                <w:sz w:val="24"/>
+                <w:szCs w:val="24"/>
+              </w:rPr>
+              <w:t>VARCHAR(</w:t>
+            </w:r>
+            <w:proofErr w:type="gramEnd"/>
+            <w:r>
+              <w:rPr>
+                <w:sz w:val="24"/>
+                <w:szCs w:val="24"/>
+              </w:rPr>
+              <w:t>500), NULL</w:t>
             </w:r>
           </w:p>
         </w:tc>
@@ -4293,6 +4690,7 @@
                 <w:szCs w:val="24"/>
               </w:rPr>
             </w:pPr>
+            <w:proofErr w:type="spellStart"/>
             <w:r>
               <w:rPr>
                 <w:sz w:val="24"/>
@@ -4300,6 +4698,7 @@
               </w:rPr>
               <w:t>area_estudio</w:t>
             </w:r>
+            <w:proofErr w:type="spellEnd"/>
           </w:p>
         </w:tc>
         <w:tc>
@@ -4326,12 +4725,21 @@
                 <w:szCs w:val="24"/>
               </w:rPr>
             </w:pPr>
-            <w:r>
-              <w:rPr>
-                <w:sz w:val="24"/>
-                <w:szCs w:val="24"/>
-              </w:rPr>
-              <w:t>VARCHAR(120)</w:t>
+            <w:proofErr w:type="gramStart"/>
+            <w:r>
+              <w:rPr>
+                <w:sz w:val="24"/>
+                <w:szCs w:val="24"/>
+              </w:rPr>
+              <w:t>VARCHAR(</w:t>
+            </w:r>
+            <w:proofErr w:type="gramEnd"/>
+            <w:r>
+              <w:rPr>
+                <w:sz w:val="24"/>
+                <w:szCs w:val="24"/>
+              </w:rPr>
+              <w:t>120)</w:t>
             </w:r>
           </w:p>
         </w:tc>
@@ -4556,12 +4964,21 @@
                 <w:szCs w:val="24"/>
               </w:rPr>
             </w:pPr>
-            <w:r>
-              <w:rPr>
-                <w:sz w:val="24"/>
-                <w:szCs w:val="24"/>
-              </w:rPr>
-              <w:t>id_publicacion (PK)</w:t>
+            <w:proofErr w:type="spellStart"/>
+            <w:r>
+              <w:rPr>
+                <w:sz w:val="24"/>
+                <w:szCs w:val="24"/>
+              </w:rPr>
+              <w:t>id_publicacion</w:t>
+            </w:r>
+            <w:proofErr w:type="spellEnd"/>
+            <w:r>
+              <w:rPr>
+                <w:sz w:val="24"/>
+                <w:szCs w:val="24"/>
+              </w:rPr>
+              <w:t xml:space="preserve"> (PK)</w:t>
             </w:r>
           </w:p>
         </w:tc>
@@ -4660,12 +5077,21 @@
                 <w:szCs w:val="24"/>
               </w:rPr>
             </w:pPr>
-            <w:r>
-              <w:rPr>
-                <w:sz w:val="24"/>
-                <w:szCs w:val="24"/>
-              </w:rPr>
-              <w:t>id_usuario (FK)</w:t>
+            <w:proofErr w:type="spellStart"/>
+            <w:r>
+              <w:rPr>
+                <w:sz w:val="24"/>
+                <w:szCs w:val="24"/>
+              </w:rPr>
+              <w:t>id_usuario</w:t>
+            </w:r>
+            <w:proofErr w:type="spellEnd"/>
+            <w:r>
+              <w:rPr>
+                <w:sz w:val="24"/>
+                <w:szCs w:val="24"/>
+              </w:rPr>
+              <w:t xml:space="preserve"> (FK)</w:t>
             </w:r>
           </w:p>
         </w:tc>
@@ -4868,6 +5294,7 @@
                 <w:szCs w:val="24"/>
               </w:rPr>
             </w:pPr>
+            <w:proofErr w:type="spellStart"/>
             <w:r>
               <w:rPr>
                 <w:sz w:val="24"/>
@@ -4875,6 +5302,7 @@
               </w:rPr>
               <w:t>fecha_hora</w:t>
             </w:r>
+            <w:proofErr w:type="spellEnd"/>
           </w:p>
         </w:tc>
         <w:tc>
@@ -4972,6 +5400,7 @@
                 <w:szCs w:val="24"/>
               </w:rPr>
             </w:pPr>
+            <w:proofErr w:type="spellStart"/>
             <w:r>
               <w:rPr>
                 <w:sz w:val="24"/>
@@ -4979,6 +5408,7 @@
               </w:rPr>
               <w:t>tipo_publicacion</w:t>
             </w:r>
+            <w:proofErr w:type="spellEnd"/>
           </w:p>
         </w:tc>
         <w:tc>
@@ -5005,12 +5435,21 @@
                 <w:szCs w:val="24"/>
               </w:rPr>
             </w:pPr>
-            <w:r>
-              <w:rPr>
-                <w:sz w:val="24"/>
-                <w:szCs w:val="24"/>
-              </w:rPr>
-              <w:t>VARCHAR(40)</w:t>
+            <w:proofErr w:type="gramStart"/>
+            <w:r>
+              <w:rPr>
+                <w:sz w:val="24"/>
+                <w:szCs w:val="24"/>
+              </w:rPr>
+              <w:t>VARCHAR(</w:t>
+            </w:r>
+            <w:proofErr w:type="gramEnd"/>
+            <w:r>
+              <w:rPr>
+                <w:sz w:val="24"/>
+                <w:szCs w:val="24"/>
+              </w:rPr>
+              <w:t>40)</w:t>
             </w:r>
           </w:p>
         </w:tc>
@@ -5235,12 +5674,21 @@
                 <w:szCs w:val="24"/>
               </w:rPr>
             </w:pPr>
-            <w:r>
-              <w:rPr>
-                <w:sz w:val="24"/>
-                <w:szCs w:val="24"/>
-              </w:rPr>
-              <w:t>id_conexion (PK)</w:t>
+            <w:proofErr w:type="spellStart"/>
+            <w:r>
+              <w:rPr>
+                <w:sz w:val="24"/>
+                <w:szCs w:val="24"/>
+              </w:rPr>
+              <w:t>id_conexion</w:t>
+            </w:r>
+            <w:proofErr w:type="spellEnd"/>
+            <w:r>
+              <w:rPr>
+                <w:sz w:val="24"/>
+                <w:szCs w:val="24"/>
+              </w:rPr>
+              <w:t xml:space="preserve"> (PK)</w:t>
             </w:r>
           </w:p>
         </w:tc>
@@ -5339,12 +5787,21 @@
                 <w:szCs w:val="24"/>
               </w:rPr>
             </w:pPr>
-            <w:r>
-              <w:rPr>
-                <w:sz w:val="24"/>
-                <w:szCs w:val="24"/>
-              </w:rPr>
-              <w:t>id_solicitante (FK)</w:t>
+            <w:proofErr w:type="spellStart"/>
+            <w:r>
+              <w:rPr>
+                <w:sz w:val="24"/>
+                <w:szCs w:val="24"/>
+              </w:rPr>
+              <w:t>id_solicitante</w:t>
+            </w:r>
+            <w:proofErr w:type="spellEnd"/>
+            <w:r>
+              <w:rPr>
+                <w:sz w:val="24"/>
+                <w:szCs w:val="24"/>
+              </w:rPr>
+              <w:t xml:space="preserve"> (FK)</w:t>
             </w:r>
           </w:p>
         </w:tc>
@@ -5443,12 +5900,21 @@
                 <w:szCs w:val="24"/>
               </w:rPr>
             </w:pPr>
-            <w:r>
-              <w:rPr>
-                <w:sz w:val="24"/>
-                <w:szCs w:val="24"/>
-              </w:rPr>
-              <w:t>id_receptor (FK)</w:t>
+            <w:proofErr w:type="spellStart"/>
+            <w:r>
+              <w:rPr>
+                <w:sz w:val="24"/>
+                <w:szCs w:val="24"/>
+              </w:rPr>
+              <w:t>id_receptor</w:t>
+            </w:r>
+            <w:proofErr w:type="spellEnd"/>
+            <w:r>
+              <w:rPr>
+                <w:sz w:val="24"/>
+                <w:szCs w:val="24"/>
+              </w:rPr>
+              <w:t xml:space="preserve"> (FK)</w:t>
             </w:r>
           </w:p>
         </w:tc>
@@ -5547,6 +6013,7 @@
                 <w:szCs w:val="24"/>
               </w:rPr>
             </w:pPr>
+            <w:proofErr w:type="spellStart"/>
             <w:r>
               <w:rPr>
                 <w:sz w:val="24"/>
@@ -5554,6 +6021,7 @@
               </w:rPr>
               <w:t>fecha_solicitud</w:t>
             </w:r>
+            <w:proofErr w:type="spellEnd"/>
           </w:p>
         </w:tc>
         <w:tc>
@@ -5684,12 +6152,21 @@
                 <w:szCs w:val="24"/>
               </w:rPr>
             </w:pPr>
-            <w:r>
-              <w:rPr>
-                <w:sz w:val="24"/>
-                <w:szCs w:val="24"/>
-              </w:rPr>
-              <w:t>VARCHAR(30)</w:t>
+            <w:proofErr w:type="gramStart"/>
+            <w:r>
+              <w:rPr>
+                <w:sz w:val="24"/>
+                <w:szCs w:val="24"/>
+              </w:rPr>
+              <w:t>VARCHAR(</w:t>
+            </w:r>
+            <w:proofErr w:type="gramEnd"/>
+            <w:r>
+              <w:rPr>
+                <w:sz w:val="24"/>
+                <w:szCs w:val="24"/>
+              </w:rPr>
+              <w:t>30)</w:t>
             </w:r>
           </w:p>
         </w:tc>
@@ -5755,6 +6232,7 @@
                 <w:szCs w:val="24"/>
               </w:rPr>
             </w:pPr>
+            <w:proofErr w:type="spellStart"/>
             <w:r>
               <w:rPr>
                 <w:sz w:val="24"/>
@@ -5762,6 +6240,7 @@
               </w:rPr>
               <w:t>fecha_conexion</w:t>
             </w:r>
+            <w:proofErr w:type="spellEnd"/>
           </w:p>
         </w:tc>
         <w:tc>
@@ -6018,12 +6497,21 @@
                 <w:szCs w:val="24"/>
               </w:rPr>
             </w:pPr>
-            <w:r>
-              <w:rPr>
-                <w:sz w:val="24"/>
-                <w:szCs w:val="24"/>
-              </w:rPr>
-              <w:t>id_seguidor (PK, FK)</w:t>
+            <w:proofErr w:type="spellStart"/>
+            <w:r>
+              <w:rPr>
+                <w:sz w:val="24"/>
+                <w:szCs w:val="24"/>
+              </w:rPr>
+              <w:t>id_seguidor</w:t>
+            </w:r>
+            <w:proofErr w:type="spellEnd"/>
+            <w:r>
+              <w:rPr>
+                <w:sz w:val="24"/>
+                <w:szCs w:val="24"/>
+              </w:rPr>
+              <w:t xml:space="preserve"> (PK, FK)</w:t>
             </w:r>
           </w:p>
         </w:tc>
@@ -6122,12 +6610,21 @@
                 <w:szCs w:val="24"/>
               </w:rPr>
             </w:pPr>
-            <w:r>
-              <w:rPr>
-                <w:sz w:val="24"/>
-                <w:szCs w:val="24"/>
-              </w:rPr>
-              <w:t>id_seguido (PK, FK)</w:t>
+            <w:proofErr w:type="spellStart"/>
+            <w:r>
+              <w:rPr>
+                <w:sz w:val="24"/>
+                <w:szCs w:val="24"/>
+              </w:rPr>
+              <w:t>id_seguido</w:t>
+            </w:r>
+            <w:proofErr w:type="spellEnd"/>
+            <w:r>
+              <w:rPr>
+                <w:sz w:val="24"/>
+                <w:szCs w:val="24"/>
+              </w:rPr>
+              <w:t xml:space="preserve"> (PK, FK)</w:t>
             </w:r>
           </w:p>
         </w:tc>
@@ -6226,6 +6723,7 @@
                 <w:szCs w:val="24"/>
               </w:rPr>
             </w:pPr>
+            <w:proofErr w:type="spellStart"/>
             <w:r>
               <w:rPr>
                 <w:sz w:val="24"/>
@@ -6233,6 +6731,7 @@
               </w:rPr>
               <w:t>fecha_seguimiento</w:t>
             </w:r>
+            <w:proofErr w:type="spellEnd"/>
           </w:p>
         </w:tc>
         <w:tc>
@@ -6401,7 +6900,39 @@
                 <w:sz w:val="24"/>
                 <w:szCs w:val="24"/>
               </w:rPr>
-              <w:t>Se debe impedir que id_seguidor e id_seguido sean iguales.</w:t>
+              <w:t xml:space="preserve">Se debe impedir que </w:t>
+            </w:r>
+            <w:proofErr w:type="spellStart"/>
+            <w:r>
+              <w:rPr>
+                <w:sz w:val="24"/>
+                <w:szCs w:val="24"/>
+              </w:rPr>
+              <w:t>id_seguidor</w:t>
+            </w:r>
+            <w:proofErr w:type="spellEnd"/>
+            <w:r>
+              <w:rPr>
+                <w:sz w:val="24"/>
+                <w:szCs w:val="24"/>
+              </w:rPr>
+              <w:t xml:space="preserve"> e </w:t>
+            </w:r>
+            <w:proofErr w:type="spellStart"/>
+            <w:r>
+              <w:rPr>
+                <w:sz w:val="24"/>
+                <w:szCs w:val="24"/>
+              </w:rPr>
+              <w:t>id_seguido</w:t>
+            </w:r>
+            <w:proofErr w:type="spellEnd"/>
+            <w:r>
+              <w:rPr>
+                <w:sz w:val="24"/>
+                <w:szCs w:val="24"/>
+              </w:rPr>
+              <w:t xml:space="preserve"> sean iguales.</w:t>
             </w:r>
           </w:p>
         </w:tc>
@@ -6609,12 +7140,21 @@
                 <w:szCs w:val="24"/>
               </w:rPr>
             </w:pPr>
-            <w:r>
-              <w:rPr>
-                <w:sz w:val="24"/>
-                <w:szCs w:val="24"/>
-              </w:rPr>
-              <w:t>id_grupo (PK)</w:t>
+            <w:proofErr w:type="spellStart"/>
+            <w:r>
+              <w:rPr>
+                <w:sz w:val="24"/>
+                <w:szCs w:val="24"/>
+              </w:rPr>
+              <w:t>id_grupo</w:t>
+            </w:r>
+            <w:proofErr w:type="spellEnd"/>
+            <w:r>
+              <w:rPr>
+                <w:sz w:val="24"/>
+                <w:szCs w:val="24"/>
+              </w:rPr>
+              <w:t xml:space="preserve"> (PK)</w:t>
             </w:r>
           </w:p>
         </w:tc>
@@ -6713,12 +7253,21 @@
                 <w:szCs w:val="24"/>
               </w:rPr>
             </w:pPr>
-            <w:r>
-              <w:rPr>
-                <w:sz w:val="24"/>
-                <w:szCs w:val="24"/>
-              </w:rPr>
-              <w:t>id_creador (FK)</w:t>
+            <w:proofErr w:type="spellStart"/>
+            <w:r>
+              <w:rPr>
+                <w:sz w:val="24"/>
+                <w:szCs w:val="24"/>
+              </w:rPr>
+              <w:t>id_creador</w:t>
+            </w:r>
+            <w:proofErr w:type="spellEnd"/>
+            <w:r>
+              <w:rPr>
+                <w:sz w:val="24"/>
+                <w:szCs w:val="24"/>
+              </w:rPr>
+              <w:t xml:space="preserve"> (FK)</w:t>
             </w:r>
           </w:p>
         </w:tc>
@@ -6850,12 +7399,21 @@
                 <w:szCs w:val="24"/>
               </w:rPr>
             </w:pPr>
-            <w:r>
-              <w:rPr>
-                <w:sz w:val="24"/>
-                <w:szCs w:val="24"/>
-              </w:rPr>
-              <w:t>VARCHAR(120)</w:t>
+            <w:proofErr w:type="gramStart"/>
+            <w:r>
+              <w:rPr>
+                <w:sz w:val="24"/>
+                <w:szCs w:val="24"/>
+              </w:rPr>
+              <w:t>VARCHAR(</w:t>
+            </w:r>
+            <w:proofErr w:type="gramEnd"/>
+            <w:r>
+              <w:rPr>
+                <w:sz w:val="24"/>
+                <w:szCs w:val="24"/>
+              </w:rPr>
+              <w:t>120)</w:t>
             </w:r>
           </w:p>
         </w:tc>
@@ -6921,6 +7479,7 @@
                 <w:szCs w:val="24"/>
               </w:rPr>
             </w:pPr>
+            <w:proofErr w:type="spellStart"/>
             <w:r>
               <w:rPr>
                 <w:sz w:val="24"/>
@@ -6928,6 +7487,7 @@
               </w:rPr>
               <w:t>descripcion</w:t>
             </w:r>
+            <w:proofErr w:type="spellEnd"/>
           </w:p>
         </w:tc>
         <w:tc>
@@ -7058,12 +7618,21 @@
                 <w:szCs w:val="24"/>
               </w:rPr>
             </w:pPr>
-            <w:r>
-              <w:rPr>
-                <w:sz w:val="24"/>
-                <w:szCs w:val="24"/>
-              </w:rPr>
-              <w:t>VARCHAR(500), NULL</w:t>
+            <w:proofErr w:type="gramStart"/>
+            <w:r>
+              <w:rPr>
+                <w:sz w:val="24"/>
+                <w:szCs w:val="24"/>
+              </w:rPr>
+              <w:t>VARCHAR(</w:t>
+            </w:r>
+            <w:proofErr w:type="gramEnd"/>
+            <w:r>
+              <w:rPr>
+                <w:sz w:val="24"/>
+                <w:szCs w:val="24"/>
+              </w:rPr>
+              <w:t>500), NULL</w:t>
             </w:r>
           </w:p>
         </w:tc>
@@ -7129,6 +7698,7 @@
                 <w:szCs w:val="24"/>
               </w:rPr>
             </w:pPr>
+            <w:proofErr w:type="spellStart"/>
             <w:r>
               <w:rPr>
                 <w:sz w:val="24"/>
@@ -7136,6 +7706,7 @@
               </w:rPr>
               <w:t>tipo_grupo</w:t>
             </w:r>
+            <w:proofErr w:type="spellEnd"/>
           </w:p>
         </w:tc>
         <w:tc>
@@ -7162,12 +7733,21 @@
                 <w:szCs w:val="24"/>
               </w:rPr>
             </w:pPr>
-            <w:r>
-              <w:rPr>
-                <w:sz w:val="24"/>
-                <w:szCs w:val="24"/>
-              </w:rPr>
-              <w:t>VARCHAR(40)</w:t>
+            <w:proofErr w:type="gramStart"/>
+            <w:r>
+              <w:rPr>
+                <w:sz w:val="24"/>
+                <w:szCs w:val="24"/>
+              </w:rPr>
+              <w:t>VARCHAR(</w:t>
+            </w:r>
+            <w:proofErr w:type="gramEnd"/>
+            <w:r>
+              <w:rPr>
+                <w:sz w:val="24"/>
+                <w:szCs w:val="24"/>
+              </w:rPr>
+              <w:t>40)</w:t>
             </w:r>
           </w:p>
         </w:tc>
@@ -7233,6 +7813,7 @@
                 <w:szCs w:val="24"/>
               </w:rPr>
             </w:pPr>
+            <w:proofErr w:type="spellStart"/>
             <w:r>
               <w:rPr>
                 <w:sz w:val="24"/>
@@ -7240,6 +7821,7 @@
               </w:rPr>
               <w:t>fecha_creacion</w:t>
             </w:r>
+            <w:proofErr w:type="spellEnd"/>
           </w:p>
         </w:tc>
         <w:tc>
@@ -7496,12 +8078,21 @@
                 <w:szCs w:val="24"/>
               </w:rPr>
             </w:pPr>
-            <w:r>
-              <w:rPr>
-                <w:sz w:val="24"/>
-                <w:szCs w:val="24"/>
-              </w:rPr>
-              <w:t>id_grupo (PK, FK)</w:t>
+            <w:proofErr w:type="spellStart"/>
+            <w:r>
+              <w:rPr>
+                <w:sz w:val="24"/>
+                <w:szCs w:val="24"/>
+              </w:rPr>
+              <w:t>id_grupo</w:t>
+            </w:r>
+            <w:proofErr w:type="spellEnd"/>
+            <w:r>
+              <w:rPr>
+                <w:sz w:val="24"/>
+                <w:szCs w:val="24"/>
+              </w:rPr>
+              <w:t xml:space="preserve"> (PK, FK)</w:t>
             </w:r>
           </w:p>
         </w:tc>
@@ -7600,12 +8191,21 @@
                 <w:szCs w:val="24"/>
               </w:rPr>
             </w:pPr>
-            <w:r>
-              <w:rPr>
-                <w:sz w:val="24"/>
-                <w:szCs w:val="24"/>
-              </w:rPr>
-              <w:t>id_usuario (PK, FK)</w:t>
+            <w:proofErr w:type="spellStart"/>
+            <w:r>
+              <w:rPr>
+                <w:sz w:val="24"/>
+                <w:szCs w:val="24"/>
+              </w:rPr>
+              <w:t>id_usuario</w:t>
+            </w:r>
+            <w:proofErr w:type="spellEnd"/>
+            <w:r>
+              <w:rPr>
+                <w:sz w:val="24"/>
+                <w:szCs w:val="24"/>
+              </w:rPr>
+              <w:t xml:space="preserve"> (PK, FK)</w:t>
             </w:r>
           </w:p>
         </w:tc>
@@ -7704,6 +8304,7 @@
                 <w:szCs w:val="24"/>
               </w:rPr>
             </w:pPr>
+            <w:proofErr w:type="spellStart"/>
             <w:r>
               <w:rPr>
                 <w:sz w:val="24"/>
@@ -7711,6 +8312,7 @@
               </w:rPr>
               <w:t>fecha_union</w:t>
             </w:r>
+            <w:proofErr w:type="spellEnd"/>
           </w:p>
         </w:tc>
         <w:tc>
@@ -7841,12 +8443,21 @@
                 <w:szCs w:val="24"/>
               </w:rPr>
             </w:pPr>
-            <w:r>
-              <w:rPr>
-                <w:sz w:val="24"/>
-                <w:szCs w:val="24"/>
-              </w:rPr>
-              <w:t>VARCHAR(40)</w:t>
+            <w:proofErr w:type="gramStart"/>
+            <w:r>
+              <w:rPr>
+                <w:sz w:val="24"/>
+                <w:szCs w:val="24"/>
+              </w:rPr>
+              <w:t>VARCHAR(</w:t>
+            </w:r>
+            <w:proofErr w:type="gramEnd"/>
+            <w:r>
+              <w:rPr>
+                <w:sz w:val="24"/>
+                <w:szCs w:val="24"/>
+              </w:rPr>
+              <w:t>40)</w:t>
             </w:r>
           </w:p>
         </w:tc>
@@ -7898,7 +8509,39 @@
           <w:sz w:val="24"/>
           <w:szCs w:val="24"/>
         </w:rPr>
-        <w:t>La clave primaria compuesta por id_grupo e id_usuario impide repetir la misma asociación.</w:t>
+        <w:t xml:space="preserve">La clave primaria compuesta por </w:t>
+      </w:r>
+      <w:proofErr w:type="spellStart"/>
+      <w:r>
+        <w:rPr>
+          <w:sz w:val="24"/>
+          <w:szCs w:val="24"/>
+        </w:rPr>
+        <w:t>id_grupo</w:t>
+      </w:r>
+      <w:proofErr w:type="spellEnd"/>
+      <w:r>
+        <w:rPr>
+          <w:sz w:val="24"/>
+          <w:szCs w:val="24"/>
+        </w:rPr>
+        <w:t xml:space="preserve"> e </w:t>
+      </w:r>
+      <w:proofErr w:type="spellStart"/>
+      <w:r>
+        <w:rPr>
+          <w:sz w:val="24"/>
+          <w:szCs w:val="24"/>
+        </w:rPr>
+        <w:t>id_usuario</w:t>
+      </w:r>
+      <w:proofErr w:type="spellEnd"/>
+      <w:r>
+        <w:rPr>
+          <w:sz w:val="24"/>
+          <w:szCs w:val="24"/>
+        </w:rPr>
+        <w:t xml:space="preserve"> impide repetir la misma asociación.</w:t>
       </w:r>
     </w:p>
     <w:p>
@@ -8087,12 +8730,21 @@
                 <w:szCs w:val="24"/>
               </w:rPr>
             </w:pPr>
-            <w:r>
-              <w:rPr>
-                <w:sz w:val="24"/>
-                <w:szCs w:val="24"/>
-              </w:rPr>
-              <w:t>id_evento (PK)</w:t>
+            <w:proofErr w:type="spellStart"/>
+            <w:r>
+              <w:rPr>
+                <w:sz w:val="24"/>
+                <w:szCs w:val="24"/>
+              </w:rPr>
+              <w:t>id_evento</w:t>
+            </w:r>
+            <w:proofErr w:type="spellEnd"/>
+            <w:r>
+              <w:rPr>
+                <w:sz w:val="24"/>
+                <w:szCs w:val="24"/>
+              </w:rPr>
+              <w:t xml:space="preserve"> (PK)</w:t>
             </w:r>
           </w:p>
         </w:tc>
@@ -8191,12 +8843,21 @@
                 <w:szCs w:val="24"/>
               </w:rPr>
             </w:pPr>
-            <w:r>
-              <w:rPr>
-                <w:sz w:val="24"/>
-                <w:szCs w:val="24"/>
-              </w:rPr>
-              <w:t>id_creador (FK)</w:t>
+            <w:proofErr w:type="spellStart"/>
+            <w:r>
+              <w:rPr>
+                <w:sz w:val="24"/>
+                <w:szCs w:val="24"/>
+              </w:rPr>
+              <w:t>id_creador</w:t>
+            </w:r>
+            <w:proofErr w:type="spellEnd"/>
+            <w:r>
+              <w:rPr>
+                <w:sz w:val="24"/>
+                <w:szCs w:val="24"/>
+              </w:rPr>
+              <w:t xml:space="preserve"> (FK)</w:t>
             </w:r>
           </w:p>
         </w:tc>
@@ -8328,12 +8989,21 @@
                 <w:szCs w:val="24"/>
               </w:rPr>
             </w:pPr>
-            <w:r>
-              <w:rPr>
-                <w:sz w:val="24"/>
-                <w:szCs w:val="24"/>
-              </w:rPr>
-              <w:t>VARCHAR(150)</w:t>
+            <w:proofErr w:type="gramStart"/>
+            <w:r>
+              <w:rPr>
+                <w:sz w:val="24"/>
+                <w:szCs w:val="24"/>
+              </w:rPr>
+              <w:t>VARCHAR(</w:t>
+            </w:r>
+            <w:proofErr w:type="gramEnd"/>
+            <w:r>
+              <w:rPr>
+                <w:sz w:val="24"/>
+                <w:szCs w:val="24"/>
+              </w:rPr>
+              <w:t>150)</w:t>
             </w:r>
           </w:p>
         </w:tc>
@@ -8399,6 +9069,7 @@
                 <w:szCs w:val="24"/>
               </w:rPr>
             </w:pPr>
+            <w:proofErr w:type="spellStart"/>
             <w:r>
               <w:rPr>
                 <w:sz w:val="24"/>
@@ -8406,6 +9077,7 @@
               </w:rPr>
               <w:t>descripcion</w:t>
             </w:r>
+            <w:proofErr w:type="spellEnd"/>
           </w:p>
         </w:tc>
         <w:tc>
@@ -8744,12 +9416,21 @@
                 <w:szCs w:val="24"/>
               </w:rPr>
             </w:pPr>
-            <w:r>
-              <w:rPr>
-                <w:sz w:val="24"/>
-                <w:szCs w:val="24"/>
-              </w:rPr>
-              <w:t>VARCHAR(180)</w:t>
+            <w:proofErr w:type="gramStart"/>
+            <w:r>
+              <w:rPr>
+                <w:sz w:val="24"/>
+                <w:szCs w:val="24"/>
+              </w:rPr>
+              <w:t>VARCHAR(</w:t>
+            </w:r>
+            <w:proofErr w:type="gramEnd"/>
+            <w:r>
+              <w:rPr>
+                <w:sz w:val="24"/>
+                <w:szCs w:val="24"/>
+              </w:rPr>
+              <w:t>180)</w:t>
             </w:r>
           </w:p>
         </w:tc>
@@ -8815,6 +9496,7 @@
                 <w:szCs w:val="24"/>
               </w:rPr>
             </w:pPr>
+            <w:proofErr w:type="spellStart"/>
             <w:r>
               <w:rPr>
                 <w:sz w:val="24"/>
@@ -8822,6 +9504,7 @@
               </w:rPr>
               <w:t>tipo_evento</w:t>
             </w:r>
+            <w:proofErr w:type="spellEnd"/>
           </w:p>
         </w:tc>
         <w:tc>
@@ -8848,12 +9531,21 @@
                 <w:szCs w:val="24"/>
               </w:rPr>
             </w:pPr>
-            <w:r>
-              <w:rPr>
-                <w:sz w:val="24"/>
-                <w:szCs w:val="24"/>
-              </w:rPr>
-              <w:t>VARCHAR(40)</w:t>
+            <w:proofErr w:type="gramStart"/>
+            <w:r>
+              <w:rPr>
+                <w:sz w:val="24"/>
+                <w:szCs w:val="24"/>
+              </w:rPr>
+              <w:t>VARCHAR(</w:t>
+            </w:r>
+            <w:proofErr w:type="gramEnd"/>
+            <w:r>
+              <w:rPr>
+                <w:sz w:val="24"/>
+                <w:szCs w:val="24"/>
+              </w:rPr>
+              <w:t>40)</w:t>
             </w:r>
           </w:p>
         </w:tc>
@@ -9078,12 +9770,21 @@
                 <w:szCs w:val="24"/>
               </w:rPr>
             </w:pPr>
-            <w:r>
-              <w:rPr>
-                <w:sz w:val="24"/>
-                <w:szCs w:val="24"/>
-              </w:rPr>
-              <w:t>id_evento (PK, FK)</w:t>
+            <w:proofErr w:type="spellStart"/>
+            <w:r>
+              <w:rPr>
+                <w:sz w:val="24"/>
+                <w:szCs w:val="24"/>
+              </w:rPr>
+              <w:t>id_evento</w:t>
+            </w:r>
+            <w:proofErr w:type="spellEnd"/>
+            <w:r>
+              <w:rPr>
+                <w:sz w:val="24"/>
+                <w:szCs w:val="24"/>
+              </w:rPr>
+              <w:t xml:space="preserve"> (PK, FK)</w:t>
             </w:r>
           </w:p>
         </w:tc>
@@ -9182,12 +9883,21 @@
                 <w:szCs w:val="24"/>
               </w:rPr>
             </w:pPr>
-            <w:r>
-              <w:rPr>
-                <w:sz w:val="24"/>
-                <w:szCs w:val="24"/>
-              </w:rPr>
-              <w:t>id_usuario (PK, FK)</w:t>
+            <w:proofErr w:type="spellStart"/>
+            <w:r>
+              <w:rPr>
+                <w:sz w:val="24"/>
+                <w:szCs w:val="24"/>
+              </w:rPr>
+              <w:t>id_usuario</w:t>
+            </w:r>
+            <w:proofErr w:type="spellEnd"/>
+            <w:r>
+              <w:rPr>
+                <w:sz w:val="24"/>
+                <w:szCs w:val="24"/>
+              </w:rPr>
+              <w:t xml:space="preserve"> (PK, FK)</w:t>
             </w:r>
           </w:p>
         </w:tc>
@@ -9286,6 +9996,7 @@
                 <w:szCs w:val="24"/>
               </w:rPr>
             </w:pPr>
+            <w:proofErr w:type="spellStart"/>
             <w:r>
               <w:rPr>
                 <w:sz w:val="24"/>
@@ -9293,6 +10004,7 @@
               </w:rPr>
               <w:t>estado_participacion</w:t>
             </w:r>
+            <w:proofErr w:type="spellEnd"/>
           </w:p>
         </w:tc>
         <w:tc>
@@ -9319,12 +10031,21 @@
                 <w:szCs w:val="24"/>
               </w:rPr>
             </w:pPr>
-            <w:r>
-              <w:rPr>
-                <w:sz w:val="24"/>
-                <w:szCs w:val="24"/>
-              </w:rPr>
-              <w:t>VARCHAR(30)</w:t>
+            <w:proofErr w:type="gramStart"/>
+            <w:r>
+              <w:rPr>
+                <w:sz w:val="24"/>
+                <w:szCs w:val="24"/>
+              </w:rPr>
+              <w:t>VARCHAR(</w:t>
+            </w:r>
+            <w:proofErr w:type="gramEnd"/>
+            <w:r>
+              <w:rPr>
+                <w:sz w:val="24"/>
+                <w:szCs w:val="24"/>
+              </w:rPr>
+              <w:t>30)</w:t>
             </w:r>
           </w:p>
         </w:tc>
@@ -9565,12 +10286,21 @@
                 <w:szCs w:val="24"/>
               </w:rPr>
             </w:pPr>
-            <w:r>
-              <w:rPr>
-                <w:sz w:val="24"/>
-                <w:szCs w:val="24"/>
-              </w:rPr>
-              <w:t>id_chat (PK)</w:t>
+            <w:proofErr w:type="spellStart"/>
+            <w:r>
+              <w:rPr>
+                <w:sz w:val="24"/>
+                <w:szCs w:val="24"/>
+              </w:rPr>
+              <w:t>id_chat</w:t>
+            </w:r>
+            <w:proofErr w:type="spellEnd"/>
+            <w:r>
+              <w:rPr>
+                <w:sz w:val="24"/>
+                <w:szCs w:val="24"/>
+              </w:rPr>
+              <w:t xml:space="preserve"> (PK)</w:t>
             </w:r>
           </w:p>
         </w:tc>
@@ -9669,6 +10399,7 @@
                 <w:szCs w:val="24"/>
               </w:rPr>
             </w:pPr>
+            <w:proofErr w:type="spellStart"/>
             <w:r>
               <w:rPr>
                 <w:sz w:val="24"/>
@@ -9676,6 +10407,7 @@
               </w:rPr>
               <w:t>fecha_creacion</w:t>
             </w:r>
+            <w:proofErr w:type="spellEnd"/>
           </w:p>
         </w:tc>
         <w:tc>
@@ -9773,6 +10505,7 @@
                 <w:szCs w:val="24"/>
               </w:rPr>
             </w:pPr>
+            <w:proofErr w:type="spellStart"/>
             <w:r>
               <w:rPr>
                 <w:sz w:val="24"/>
@@ -9780,6 +10513,7 @@
               </w:rPr>
               <w:t>tipo_chat</w:t>
             </w:r>
+            <w:proofErr w:type="spellEnd"/>
           </w:p>
         </w:tc>
         <w:tc>
@@ -9806,12 +10540,21 @@
                 <w:szCs w:val="24"/>
               </w:rPr>
             </w:pPr>
-            <w:r>
-              <w:rPr>
-                <w:sz w:val="24"/>
-                <w:szCs w:val="24"/>
-              </w:rPr>
-              <w:t>VARCHAR(40)</w:t>
+            <w:proofErr w:type="gramStart"/>
+            <w:r>
+              <w:rPr>
+                <w:sz w:val="24"/>
+                <w:szCs w:val="24"/>
+              </w:rPr>
+              <w:t>VARCHAR(</w:t>
+            </w:r>
+            <w:proofErr w:type="gramEnd"/>
+            <w:r>
+              <w:rPr>
+                <w:sz w:val="24"/>
+                <w:szCs w:val="24"/>
+              </w:rPr>
+              <w:t>40)</w:t>
             </w:r>
           </w:p>
         </w:tc>
@@ -10036,12 +10779,21 @@
                 <w:szCs w:val="24"/>
               </w:rPr>
             </w:pPr>
-            <w:r>
-              <w:rPr>
-                <w:sz w:val="24"/>
-                <w:szCs w:val="24"/>
-              </w:rPr>
-              <w:t>id_chat (PK, FK)</w:t>
+            <w:proofErr w:type="spellStart"/>
+            <w:r>
+              <w:rPr>
+                <w:sz w:val="24"/>
+                <w:szCs w:val="24"/>
+              </w:rPr>
+              <w:t>id_chat</w:t>
+            </w:r>
+            <w:proofErr w:type="spellEnd"/>
+            <w:r>
+              <w:rPr>
+                <w:sz w:val="24"/>
+                <w:szCs w:val="24"/>
+              </w:rPr>
+              <w:t xml:space="preserve"> (PK, FK)</w:t>
             </w:r>
           </w:p>
         </w:tc>
@@ -10140,12 +10892,21 @@
                 <w:szCs w:val="24"/>
               </w:rPr>
             </w:pPr>
-            <w:r>
-              <w:rPr>
-                <w:sz w:val="24"/>
-                <w:szCs w:val="24"/>
-              </w:rPr>
-              <w:t>id_usuario (PK, FK)</w:t>
+            <w:proofErr w:type="spellStart"/>
+            <w:r>
+              <w:rPr>
+                <w:sz w:val="24"/>
+                <w:szCs w:val="24"/>
+              </w:rPr>
+              <w:t>id_usuario</w:t>
+            </w:r>
+            <w:proofErr w:type="spellEnd"/>
+            <w:r>
+              <w:rPr>
+                <w:sz w:val="24"/>
+                <w:szCs w:val="24"/>
+              </w:rPr>
+              <w:t xml:space="preserve"> (PK, FK)</w:t>
             </w:r>
           </w:p>
         </w:tc>
@@ -10419,12 +11180,21 @@
                 <w:szCs w:val="24"/>
               </w:rPr>
             </w:pPr>
-            <w:r>
-              <w:rPr>
-                <w:sz w:val="24"/>
-                <w:szCs w:val="24"/>
-              </w:rPr>
-              <w:t>id_mensaje (PK)</w:t>
+            <w:proofErr w:type="spellStart"/>
+            <w:r>
+              <w:rPr>
+                <w:sz w:val="24"/>
+                <w:szCs w:val="24"/>
+              </w:rPr>
+              <w:t>id_mensaje</w:t>
+            </w:r>
+            <w:proofErr w:type="spellEnd"/>
+            <w:r>
+              <w:rPr>
+                <w:sz w:val="24"/>
+                <w:szCs w:val="24"/>
+              </w:rPr>
+              <w:t xml:space="preserve"> (PK)</w:t>
             </w:r>
           </w:p>
         </w:tc>
@@ -10523,12 +11293,21 @@
                 <w:szCs w:val="24"/>
               </w:rPr>
             </w:pPr>
-            <w:r>
-              <w:rPr>
-                <w:sz w:val="24"/>
-                <w:szCs w:val="24"/>
-              </w:rPr>
-              <w:t>id_chat (FK)</w:t>
+            <w:proofErr w:type="spellStart"/>
+            <w:r>
+              <w:rPr>
+                <w:sz w:val="24"/>
+                <w:szCs w:val="24"/>
+              </w:rPr>
+              <w:t>id_chat</w:t>
+            </w:r>
+            <w:proofErr w:type="spellEnd"/>
+            <w:r>
+              <w:rPr>
+                <w:sz w:val="24"/>
+                <w:szCs w:val="24"/>
+              </w:rPr>
+              <w:t xml:space="preserve"> (FK)</w:t>
             </w:r>
           </w:p>
         </w:tc>
@@ -10627,12 +11406,21 @@
                 <w:szCs w:val="24"/>
               </w:rPr>
             </w:pPr>
-            <w:r>
-              <w:rPr>
-                <w:sz w:val="24"/>
-                <w:szCs w:val="24"/>
-              </w:rPr>
-              <w:t>id_usuario_emisor (FK)</w:t>
+            <w:proofErr w:type="spellStart"/>
+            <w:r>
+              <w:rPr>
+                <w:sz w:val="24"/>
+                <w:szCs w:val="24"/>
+              </w:rPr>
+              <w:t>id_usuario_emisor</w:t>
+            </w:r>
+            <w:proofErr w:type="spellEnd"/>
+            <w:r>
+              <w:rPr>
+                <w:sz w:val="24"/>
+                <w:szCs w:val="24"/>
+              </w:rPr>
+              <w:t xml:space="preserve"> (FK)</w:t>
             </w:r>
           </w:p>
         </w:tc>
@@ -10835,6 +11623,7 @@
                 <w:szCs w:val="24"/>
               </w:rPr>
             </w:pPr>
+            <w:proofErr w:type="spellStart"/>
             <w:r>
               <w:rPr>
                 <w:sz w:val="24"/>
@@ -10842,6 +11631,7 @@
               </w:rPr>
               <w:t>fecha_hora</w:t>
             </w:r>
+            <w:proofErr w:type="spellEnd"/>
           </w:p>
         </w:tc>
         <w:tc>
@@ -10972,12 +11762,21 @@
                 <w:szCs w:val="24"/>
               </w:rPr>
             </w:pPr>
-            <w:r>
-              <w:rPr>
-                <w:sz w:val="24"/>
-                <w:szCs w:val="24"/>
-              </w:rPr>
-              <w:t>VARCHAR(30)</w:t>
+            <w:proofErr w:type="gramStart"/>
+            <w:r>
+              <w:rPr>
+                <w:sz w:val="24"/>
+                <w:szCs w:val="24"/>
+              </w:rPr>
+              <w:t>VARCHAR(</w:t>
+            </w:r>
+            <w:proofErr w:type="gramEnd"/>
+            <w:r>
+              <w:rPr>
+                <w:sz w:val="24"/>
+                <w:szCs w:val="24"/>
+              </w:rPr>
+              <w:t>30)</w:t>
             </w:r>
           </w:p>
         </w:tc>
@@ -11202,12 +12001,21 @@
                 <w:szCs w:val="24"/>
               </w:rPr>
             </w:pPr>
-            <w:r>
-              <w:rPr>
-                <w:sz w:val="24"/>
-                <w:szCs w:val="24"/>
-              </w:rPr>
-              <w:t>id_archivo (PK)</w:t>
+            <w:proofErr w:type="spellStart"/>
+            <w:r>
+              <w:rPr>
+                <w:sz w:val="24"/>
+                <w:szCs w:val="24"/>
+              </w:rPr>
+              <w:t>id_archivo</w:t>
+            </w:r>
+            <w:proofErr w:type="spellEnd"/>
+            <w:r>
+              <w:rPr>
+                <w:sz w:val="24"/>
+                <w:szCs w:val="24"/>
+              </w:rPr>
+              <w:t xml:space="preserve"> (PK)</w:t>
             </w:r>
           </w:p>
         </w:tc>
@@ -11306,12 +12114,21 @@
                 <w:szCs w:val="24"/>
               </w:rPr>
             </w:pPr>
-            <w:r>
-              <w:rPr>
-                <w:sz w:val="24"/>
-                <w:szCs w:val="24"/>
-              </w:rPr>
-              <w:t>id_mensaje (FK)</w:t>
+            <w:proofErr w:type="spellStart"/>
+            <w:r>
+              <w:rPr>
+                <w:sz w:val="24"/>
+                <w:szCs w:val="24"/>
+              </w:rPr>
+              <w:t>id_mensaje</w:t>
+            </w:r>
+            <w:proofErr w:type="spellEnd"/>
+            <w:r>
+              <w:rPr>
+                <w:sz w:val="24"/>
+                <w:szCs w:val="24"/>
+              </w:rPr>
+              <w:t xml:space="preserve"> (FK)</w:t>
             </w:r>
           </w:p>
         </w:tc>
@@ -11443,12 +12260,21 @@
                 <w:szCs w:val="24"/>
               </w:rPr>
             </w:pPr>
-            <w:r>
-              <w:rPr>
-                <w:sz w:val="24"/>
-                <w:szCs w:val="24"/>
-              </w:rPr>
-              <w:t>VARCHAR(255)</w:t>
+            <w:proofErr w:type="gramStart"/>
+            <w:r>
+              <w:rPr>
+                <w:sz w:val="24"/>
+                <w:szCs w:val="24"/>
+              </w:rPr>
+              <w:t>VARCHAR(</w:t>
+            </w:r>
+            <w:proofErr w:type="gramEnd"/>
+            <w:r>
+              <w:rPr>
+                <w:sz w:val="24"/>
+                <w:szCs w:val="24"/>
+              </w:rPr>
+              <w:t>255)</w:t>
             </w:r>
           </w:p>
         </w:tc>
@@ -11547,12 +12373,21 @@
                 <w:szCs w:val="24"/>
               </w:rPr>
             </w:pPr>
-            <w:r>
-              <w:rPr>
-                <w:sz w:val="24"/>
-                <w:szCs w:val="24"/>
-              </w:rPr>
-              <w:t>VARCHAR(100)</w:t>
+            <w:proofErr w:type="gramStart"/>
+            <w:r>
+              <w:rPr>
+                <w:sz w:val="24"/>
+                <w:szCs w:val="24"/>
+              </w:rPr>
+              <w:t>VARCHAR(</w:t>
+            </w:r>
+            <w:proofErr w:type="gramEnd"/>
+            <w:r>
+              <w:rPr>
+                <w:sz w:val="24"/>
+                <w:szCs w:val="24"/>
+              </w:rPr>
+              <w:t>100)</w:t>
             </w:r>
           </w:p>
         </w:tc>
@@ -11618,6 +12453,7 @@
                 <w:szCs w:val="24"/>
               </w:rPr>
             </w:pPr>
+            <w:proofErr w:type="spellStart"/>
             <w:r>
               <w:rPr>
                 <w:sz w:val="24"/>
@@ -11625,6 +12461,7 @@
               </w:rPr>
               <w:t>tamano</w:t>
             </w:r>
+            <w:proofErr w:type="spellEnd"/>
           </w:p>
         </w:tc>
         <w:tc>
@@ -11722,6 +12559,7 @@
                 <w:szCs w:val="24"/>
               </w:rPr>
             </w:pPr>
+            <w:proofErr w:type="spellStart"/>
             <w:r>
               <w:rPr>
                 <w:sz w:val="24"/>
@@ -11729,6 +12567,7 @@
               </w:rPr>
               <w:t>ubicacion</w:t>
             </w:r>
+            <w:proofErr w:type="spellEnd"/>
           </w:p>
         </w:tc>
         <w:tc>
@@ -11755,12 +12594,21 @@
                 <w:szCs w:val="24"/>
               </w:rPr>
             </w:pPr>
-            <w:r>
-              <w:rPr>
-                <w:sz w:val="24"/>
-                <w:szCs w:val="24"/>
-              </w:rPr>
-              <w:t>VARCHAR(1000)</w:t>
+            <w:proofErr w:type="gramStart"/>
+            <w:r>
+              <w:rPr>
+                <w:sz w:val="24"/>
+                <w:szCs w:val="24"/>
+              </w:rPr>
+              <w:t>VARCHAR(</w:t>
+            </w:r>
+            <w:proofErr w:type="gramEnd"/>
+            <w:r>
+              <w:rPr>
+                <w:sz w:val="24"/>
+                <w:szCs w:val="24"/>
+              </w:rPr>
+              <w:t>1000)</w:t>
             </w:r>
           </w:p>
         </w:tc>
@@ -11985,12 +12833,21 @@
                 <w:szCs w:val="24"/>
               </w:rPr>
             </w:pPr>
-            <w:r>
-              <w:rPr>
-                <w:sz w:val="24"/>
-                <w:szCs w:val="24"/>
-              </w:rPr>
-              <w:t>id_interes (PK)</w:t>
+            <w:proofErr w:type="spellStart"/>
+            <w:r>
+              <w:rPr>
+                <w:sz w:val="24"/>
+                <w:szCs w:val="24"/>
+              </w:rPr>
+              <w:t>id_interes</w:t>
+            </w:r>
+            <w:proofErr w:type="spellEnd"/>
+            <w:r>
+              <w:rPr>
+                <w:sz w:val="24"/>
+                <w:szCs w:val="24"/>
+              </w:rPr>
+              <w:t xml:space="preserve"> (PK)</w:t>
             </w:r>
           </w:p>
         </w:tc>
@@ -12122,12 +12979,21 @@
                 <w:szCs w:val="24"/>
               </w:rPr>
             </w:pPr>
-            <w:r>
-              <w:rPr>
-                <w:sz w:val="24"/>
-                <w:szCs w:val="24"/>
-              </w:rPr>
-              <w:t>VARCHAR(100)</w:t>
+            <w:proofErr w:type="gramStart"/>
+            <w:r>
+              <w:rPr>
+                <w:sz w:val="24"/>
+                <w:szCs w:val="24"/>
+              </w:rPr>
+              <w:t>VARCHAR(</w:t>
+            </w:r>
+            <w:proofErr w:type="gramEnd"/>
+            <w:r>
+              <w:rPr>
+                <w:sz w:val="24"/>
+                <w:szCs w:val="24"/>
+              </w:rPr>
+              <w:t>100)</w:t>
             </w:r>
           </w:p>
         </w:tc>
@@ -12352,12 +13218,21 @@
                 <w:szCs w:val="24"/>
               </w:rPr>
             </w:pPr>
-            <w:r>
-              <w:rPr>
-                <w:sz w:val="24"/>
-                <w:szCs w:val="24"/>
-              </w:rPr>
-              <w:t>id_usuario (PK, FK)</w:t>
+            <w:proofErr w:type="spellStart"/>
+            <w:r>
+              <w:rPr>
+                <w:sz w:val="24"/>
+                <w:szCs w:val="24"/>
+              </w:rPr>
+              <w:t>id_usuario</w:t>
+            </w:r>
+            <w:proofErr w:type="spellEnd"/>
+            <w:r>
+              <w:rPr>
+                <w:sz w:val="24"/>
+                <w:szCs w:val="24"/>
+              </w:rPr>
+              <w:t xml:space="preserve"> (PK, FK)</w:t>
             </w:r>
           </w:p>
         </w:tc>
@@ -12456,12 +13331,21 @@
                 <w:szCs w:val="24"/>
               </w:rPr>
             </w:pPr>
-            <w:r>
-              <w:rPr>
-                <w:sz w:val="24"/>
-                <w:szCs w:val="24"/>
-              </w:rPr>
-              <w:t>id_interes (PK, FK)</w:t>
+            <w:proofErr w:type="spellStart"/>
+            <w:r>
+              <w:rPr>
+                <w:sz w:val="24"/>
+                <w:szCs w:val="24"/>
+              </w:rPr>
+              <w:t>id_interes</w:t>
+            </w:r>
+            <w:proofErr w:type="spellEnd"/>
+            <w:r>
+              <w:rPr>
+                <w:sz w:val="24"/>
+                <w:szCs w:val="24"/>
+              </w:rPr>
+              <w:t xml:space="preserve"> (PK, FK)</w:t>
             </w:r>
           </w:p>
         </w:tc>
@@ -12735,12 +13619,21 @@
                 <w:szCs w:val="24"/>
               </w:rPr>
             </w:pPr>
-            <w:r>
-              <w:rPr>
-                <w:sz w:val="24"/>
-                <w:szCs w:val="24"/>
-              </w:rPr>
-              <w:t>id_habilidad (PK)</w:t>
+            <w:proofErr w:type="spellStart"/>
+            <w:r>
+              <w:rPr>
+                <w:sz w:val="24"/>
+                <w:szCs w:val="24"/>
+              </w:rPr>
+              <w:t>id_habilidad</w:t>
+            </w:r>
+            <w:proofErr w:type="spellEnd"/>
+            <w:r>
+              <w:rPr>
+                <w:sz w:val="24"/>
+                <w:szCs w:val="24"/>
+              </w:rPr>
+              <w:t xml:space="preserve"> (PK)</w:t>
             </w:r>
           </w:p>
         </w:tc>
@@ -12872,12 +13765,21 @@
                 <w:szCs w:val="24"/>
               </w:rPr>
             </w:pPr>
-            <w:r>
-              <w:rPr>
-                <w:sz w:val="24"/>
-                <w:szCs w:val="24"/>
-              </w:rPr>
-              <w:t>VARCHAR(100)</w:t>
+            <w:proofErr w:type="gramStart"/>
+            <w:r>
+              <w:rPr>
+                <w:sz w:val="24"/>
+                <w:szCs w:val="24"/>
+              </w:rPr>
+              <w:t>VARCHAR(</w:t>
+            </w:r>
+            <w:proofErr w:type="gramEnd"/>
+            <w:r>
+              <w:rPr>
+                <w:sz w:val="24"/>
+                <w:szCs w:val="24"/>
+              </w:rPr>
+              <w:t>100)</w:t>
             </w:r>
           </w:p>
         </w:tc>
@@ -13102,12 +14004,21 @@
                 <w:szCs w:val="24"/>
               </w:rPr>
             </w:pPr>
-            <w:r>
-              <w:rPr>
-                <w:sz w:val="24"/>
-                <w:szCs w:val="24"/>
-              </w:rPr>
-              <w:t>id_usuario (PK, FK)</w:t>
+            <w:proofErr w:type="spellStart"/>
+            <w:r>
+              <w:rPr>
+                <w:sz w:val="24"/>
+                <w:szCs w:val="24"/>
+              </w:rPr>
+              <w:t>id_usuario</w:t>
+            </w:r>
+            <w:proofErr w:type="spellEnd"/>
+            <w:r>
+              <w:rPr>
+                <w:sz w:val="24"/>
+                <w:szCs w:val="24"/>
+              </w:rPr>
+              <w:t xml:space="preserve"> (PK, FK)</w:t>
             </w:r>
           </w:p>
         </w:tc>
@@ -13206,12 +14117,21 @@
                 <w:szCs w:val="24"/>
               </w:rPr>
             </w:pPr>
-            <w:r>
-              <w:rPr>
-                <w:sz w:val="24"/>
-                <w:szCs w:val="24"/>
-              </w:rPr>
-              <w:t>id_habilidad (PK, FK)</w:t>
+            <w:proofErr w:type="spellStart"/>
+            <w:r>
+              <w:rPr>
+                <w:sz w:val="24"/>
+                <w:szCs w:val="24"/>
+              </w:rPr>
+              <w:t>id_habilidad</w:t>
+            </w:r>
+            <w:proofErr w:type="spellEnd"/>
+            <w:r>
+              <w:rPr>
+                <w:sz w:val="24"/>
+                <w:szCs w:val="24"/>
+              </w:rPr>
+              <w:t xml:space="preserve"> (PK, FK)</w:t>
             </w:r>
           </w:p>
         </w:tc>
@@ -13554,7 +14474,21 @@
           <w:sz w:val="24"/>
           <w:szCs w:val="24"/>
         </w:rPr>
-        <w:t>El desarrollo de esta segunda fase del proyecto me permitió comprender la gran diferencia que existe entre imaginar un sistema a nivel conceptual y estructurarlo para que sea viable en un entorno relacional. Durante este proceso, me di cuenta de que funcionalidades aparentemente sencillas de la Red Social Pascualina requerían un nivel de detalle arquitectónico mucho mayor, lo que llevó la estructura final a un modelo robusto de 16 tablas.</w:t>
+        <w:t>El desarrollo de esta segunda fase del proyecto me permitió comprender la gran diferencia que existe entre imaginar un sistema a nivel conceptual y estructurarlo para que sea viable en un entorno relacional. Durante este proceso, me di cuenta de que funcionalidades aparentemente sencillas de la Red Social Pascualina requerían un nivel de detalle arquitectónico mucho mayor, lo que llev</w:t>
+      </w:r>
+      <w:r>
+        <w:rPr>
+          <w:sz w:val="24"/>
+          <w:szCs w:val="24"/>
+        </w:rPr>
+        <w:t>o</w:t>
+      </w:r>
+      <w:r>
+        <w:rPr>
+          <w:sz w:val="24"/>
+          <w:szCs w:val="24"/>
+        </w:rPr>
+        <w:t xml:space="preserve"> la estructura final a un modelo robusto de 16 tablas.</w:t>
       </w:r>
     </w:p>
     <w:p>
@@ -13693,6 +14627,7 @@
       </w:pPr>
       <w:bookmarkStart w:id="30" w:name="_9jpbt6uflw73" w:colFirst="0" w:colLast="0"/>
       <w:bookmarkEnd w:id="30"/>
+      <w:proofErr w:type="spellStart"/>
       <w:r>
         <w:rPr>
           <w:b/>
@@ -13701,7 +14636,18 @@
           <w:sz w:val="26"/>
           <w:szCs w:val="26"/>
         </w:rPr>
-        <w:t>Simon Madrid Tamayo</w:t>
+        <w:t>Simon</w:t>
+      </w:r>
+      <w:proofErr w:type="spellEnd"/>
+      <w:r>
+        <w:rPr>
+          <w:b/>
+          <w:bCs/>
+          <w:color w:val="000000"/>
+          <w:sz w:val="26"/>
+          <w:szCs w:val="26"/>
+        </w:rPr>
+        <w:t xml:space="preserve"> Madrid Tamayo</w:t>
       </w:r>
     </w:p>
     <w:p>
@@ -13753,12 +14699,37 @@
           <w:szCs w:val="24"/>
         </w:rPr>
       </w:pPr>
+      <w:proofErr w:type="spellStart"/>
       <w:r>
         <w:rPr>
           <w:sz w:val="24"/>
           <w:szCs w:val="24"/>
         </w:rPr>
-        <w:t xml:space="preserve">Elmasri, R., y Navathe, S. B. (2007). </w:t>
+        <w:t>Elmasri</w:t>
+      </w:r>
+      <w:proofErr w:type="spellEnd"/>
+      <w:r>
+        <w:rPr>
+          <w:sz w:val="24"/>
+          <w:szCs w:val="24"/>
+        </w:rPr>
+        <w:t xml:space="preserve">, R., y </w:t>
+      </w:r>
+      <w:proofErr w:type="spellStart"/>
+      <w:r>
+        <w:rPr>
+          <w:sz w:val="24"/>
+          <w:szCs w:val="24"/>
+        </w:rPr>
+        <w:t>Navathe</w:t>
+      </w:r>
+      <w:proofErr w:type="spellEnd"/>
+      <w:r>
+        <w:rPr>
+          <w:sz w:val="24"/>
+          <w:szCs w:val="24"/>
+        </w:rPr>
+        <w:t xml:space="preserve">, S. B. (2007). </w:t>
       </w:r>
       <w:r>
         <w:rPr>

--- a/Tarea2/Informe/Informe.docx
+++ b/Tarea2/Informe/Informe.docx
@@ -623,7 +623,15 @@
           <w:sz w:val="24"/>
           <w:szCs w:val="24"/>
         </w:rPr>
-        <w:t>En el modelo lógico, cada entidad se convirtió en una tabla. Las relaciones de muchos a muchos se representaron con tablas intermedias. Además, se separaron los intereses y las habilidades para que no queden como listas de valores dentro de la tabla de usuarios.</w:t>
+        <w:t xml:space="preserve">En el modelo lógico, cada entidad se convirtió en una tabla. Las relaciones de muchos a muchos se representaron con tablas intermedias. Además, se separaron </w:t>
+      </w:r>
+      <w:r>
+        <w:rPr>
+          <w:sz w:val="24"/>
+          <w:szCs w:val="24"/>
+        </w:rPr>
+        <w:lastRenderedPageBreak/>
+        <w:t>los intereses y las habilidades para que no queden como listas de valores dentro de la tabla de usuarios.</w:t>
       </w:r>
     </w:p>
     <w:tbl>
@@ -1781,6 +1789,7 @@
           <w:sz w:val="26"/>
           <w:szCs w:val="26"/>
         </w:rPr>
+        <w:lastRenderedPageBreak/>
         <w:t>4.1 Primera forma normal (1FN)</w:t>
       </w:r>
     </w:p>
@@ -2107,6 +2116,7 @@
           <w:sz w:val="24"/>
           <w:szCs w:val="24"/>
         </w:rPr>
+        <w:lastRenderedPageBreak/>
         <w:t>De forma similar, MENSAJE guarda las claves de su chat y de su emisor, pero no repite los datos de la conversación ni del usuario. ARCHIVO guarda la clave del mensaje al que pertenece, sin repetir el contenido del mensaje.</w:t>
       </w:r>
     </w:p>
@@ -3336,6 +3346,7 @@
                 <w:sz w:val="24"/>
                 <w:szCs w:val="24"/>
               </w:rPr>
+              <w:lastRenderedPageBreak/>
               <w:t>Chat CONTIENE Mensajes</w:t>
             </w:r>
           </w:p>
@@ -4238,6 +4249,7 @@
                 <w:sz w:val="24"/>
                 <w:szCs w:val="24"/>
               </w:rPr>
+              <w:lastRenderedPageBreak/>
               <w:t>telefono</w:t>
             </w:r>
             <w:proofErr w:type="spellEnd"/>
@@ -5793,6 +5805,7 @@
                 <w:sz w:val="24"/>
                 <w:szCs w:val="24"/>
               </w:rPr>
+              <w:lastRenderedPageBreak/>
               <w:t>id_solicitante</w:t>
             </w:r>
             <w:proofErr w:type="spellEnd"/>
@@ -7259,6 +7272,7 @@
                 <w:sz w:val="24"/>
                 <w:szCs w:val="24"/>
               </w:rPr>
+              <w:lastRenderedPageBreak/>
               <w:t>id_creador</w:t>
             </w:r>
             <w:proofErr w:type="spellEnd"/>
@@ -8736,6 +8750,7 @@
                 <w:sz w:val="24"/>
                 <w:szCs w:val="24"/>
               </w:rPr>
+              <w:lastRenderedPageBreak/>
               <w:t>id_evento</w:t>
             </w:r>
             <w:proofErr w:type="spellEnd"/>
@@ -10183,6 +10198,7 @@
                 <w:sz w:val="24"/>
                 <w:szCs w:val="24"/>
               </w:rPr>
+              <w:lastRenderedPageBreak/>
               <w:t>Atributo</w:t>
             </w:r>
           </w:p>
@@ -11734,6 +11750,7 @@
                 <w:sz w:val="24"/>
                 <w:szCs w:val="24"/>
               </w:rPr>
+              <w:lastRenderedPageBreak/>
               <w:t>estado</w:t>
             </w:r>
           </w:p>
@@ -13224,6 +13241,7 @@
                 <w:sz w:val="24"/>
                 <w:szCs w:val="24"/>
               </w:rPr>
+              <w:lastRenderedPageBreak/>
               <w:t>id_usuario</w:t>
             </w:r>
             <w:proofErr w:type="spellEnd"/>
@@ -14294,6 +14312,7 @@
           <w:sz w:val="24"/>
           <w:szCs w:val="24"/>
         </w:rPr>
+        <w:lastRenderedPageBreak/>
         <w:drawing>
           <wp:inline distT="114300" distB="114300" distL="114300" distR="114300" wp14:anchorId="01153DEF" wp14:editId="26F5BA01">
             <wp:extent cx="5731200" cy="3505200"/>
@@ -14474,7 +14493,15 @@
           <w:sz w:val="24"/>
           <w:szCs w:val="24"/>
         </w:rPr>
-        <w:t>El desarrollo de esta segunda fase del proyecto me permitió comprender la gran diferencia que existe entre imaginar un sistema a nivel conceptual y estructurarlo para que sea viable en un entorno relacional. Durante este proceso, me di cuenta de que funcionalidades aparentemente sencillas de la Red Social Pascualina requerían un nivel de detalle arquitectónico mucho mayor, lo que llev</w:t>
+        <w:t xml:space="preserve">El desarrollo de esta segunda fase del proyecto me permitió comprender la gran diferencia que existe entre imaginar un sistema a nivel conceptual y estructurarlo para que sea viable en un entorno relacional. Durante este proceso, me di cuenta de que funcionalidades aparentemente sencillas de la Red Social Pascualina requerían un </w:t>
+      </w:r>
+      <w:r>
+        <w:rPr>
+          <w:sz w:val="24"/>
+          <w:szCs w:val="24"/>
+        </w:rPr>
+        <w:lastRenderedPageBreak/>
+        <w:t>nivel de detalle arquitectónico mucho mayor, lo que llev</w:t>
       </w:r>
       <w:r>
         <w:rPr>
@@ -14613,6 +14640,30 @@
     </w:p>
     <w:p>
       <w:pPr>
+        <w:spacing w:before="240" w:after="240" w:line="331" w:lineRule="auto"/>
+        <w:rPr>
+          <w:sz w:val="24"/>
+          <w:szCs w:val="24"/>
+        </w:rPr>
+      </w:pPr>
+      <w:r>
+        <w:t xml:space="preserve">En esta actividad aprendí lo importante que es organizar bien la información desde el principio. Al pasar la idea de la red social a tablas reales, me di cuenta de que cosas tan simples como poner los intereses de un estudiante o invitarlo a un grupo no se pueden guardar de cualquier manera. Aplicar las formas normales </w:t>
+      </w:r>
+      <w:r>
+        <w:t>me</w:t>
+      </w:r>
+      <w:r>
+        <w:t xml:space="preserve"> ayudó a dejar la base de datos limpia, ordenada y lista para crecer sin que los datos se </w:t>
+      </w:r>
+      <w:r>
+        <w:t xml:space="preserve">me </w:t>
+      </w:r>
+      <w:r>
+        <w:t>vuelvan un desorden.</w:t>
+      </w:r>
+    </w:p>
+    <w:p>
+      <w:pPr>
         <w:pStyle w:val="Ttulo3"/>
         <w:keepNext w:val="0"/>
         <w:keepLines w:val="0"/>
@@ -14663,6 +14714,7 @@
           <w:sz w:val="24"/>
           <w:szCs w:val="24"/>
         </w:rPr>
+        <w:lastRenderedPageBreak/>
         <w:t>Conclusión #4</w:t>
       </w:r>
     </w:p>
